--- a/resources/templates/default/datasheet_template.docx
+++ b/resources/templates/default/datasheet_template.docx
@@ -1,48 +1,532 @@
 
 <file path=word/document.xml><?xml version="1.0" encoding="utf-8"?>
-<w:document xmlns:wpc="http://schemas.microsoft.com/office/word/2010/wordprocessingCanvas" xmlns:mc="http://schemas.openxmlformats.org/markup-compatibility/2006" xmlns:o="urn:schemas-microsoft-com:office:office" xmlns:r="http://schemas.openxmlformats.org/officeDocument/2006/relationships" xmlns:m="http://schemas.openxmlformats.org/officeDocument/2006/math" xmlns:v="urn:schemas-microsoft-com:vml" xmlns:wp14="http://schemas.microsoft.com/office/word/2010/wordprocessingDrawing" xmlns:wp="http://schemas.openxmlformats.org/drawingml/2006/wordprocessingDrawing" xmlns:w="http://schemas.openxmlformats.org/wordprocessingml/2006/main" xmlns:w14="http://schemas.microsoft.com/office/word/2010/wordml" xmlns:w10="urn:schemas-microsoft-com:office:word" xmlns:w15="http://schemas.microsoft.com/office/word/2012/wordml" xmlns:wpg="http://schemas.microsoft.com/office/word/2010/wordprocessingGroup" xmlns:wpi="http://schemas.microsoft.com/office/word/2010/wordprocessingInk" xmlns:wne="http://schemas.microsoft.com/office/word/2006/wordml" xmlns:wps="http://schemas.microsoft.com/office/word/2010/wordprocessingShape" xmlns:wpsCustomData="http://www.wps.cn/officeDocument/2013/wpsCustomData" mc:Ignorable="w14 w15 wp14">
+<w:document xmlns:wpc="http://schemas.microsoft.com/office/word/2010/wordprocessingCanvas" xmlns:cx="http://schemas.microsoft.com/office/drawing/2014/chartex" xmlns:cx1="http://schemas.microsoft.com/office/drawing/2015/9/8/chartex" xmlns:cx2="http://schemas.microsoft.com/office/drawing/2015/10/21/chartex" xmlns:cx3="http://schemas.microsoft.com/office/drawing/2016/5/9/chartex" xmlns:cx4="http://schemas.microsoft.com/office/drawing/2016/5/10/chartex" xmlns:cx5="http://schemas.microsoft.com/office/drawing/2016/5/11/chartex" xmlns:cx6="http://schemas.microsoft.com/office/drawing/2016/5/12/chartex" xmlns:cx7="http://schemas.microsoft.com/office/drawing/2016/5/13/chartex" xmlns:cx8="http://schemas.microsoft.com/office/drawing/2016/5/14/chartex" xmlns:mc="http://schemas.openxmlformats.org/markup-compatibility/2006" xmlns:o="urn:schemas-microsoft-com:office:office" xmlns:r="http://schemas.openxmlformats.org/officeDocument/2006/relationships" xmlns:m="http://schemas.openxmlformats.org/officeDocument/2006/math" xmlns:v="urn:schemas-microsoft-com:vml" xmlns:wp14="http://schemas.microsoft.com/office/word/2010/wordprocessingDrawing" xmlns:wp="http://schemas.openxmlformats.org/drawingml/2006/wordprocessingDrawing" xmlns:w="http://schemas.openxmlformats.org/wordprocessingml/2006/main" xmlns:w14="http://schemas.microsoft.com/office/word/2010/wordml" xmlns:w10="urn:schemas-microsoft-com:office:word" xmlns:w15="http://schemas.microsoft.com/office/word/2012/wordml" xmlns:wpg="http://schemas.microsoft.com/office/word/2010/wordprocessingGroup" xmlns:wpi="http://schemas.microsoft.com/office/word/2010/wordprocessingInk" xmlns:wne="http://schemas.microsoft.com/office/word/2006/wordml" xmlns:wps="http://schemas.microsoft.com/office/word/2010/wordprocessingShape" xmlns:wpsCustomData="http://www.wps.cn/officeDocument/2013/wpsCustomData" mc:Ignorable="w14 w15 wp14">
   <w:body>
+    <w:tbl>
+      <w:tblPr>
+        <w:tblStyle w:val="32"/>
+        <w:tblW w:w="10205" w:type="dxa"/>
+        <w:jc w:val="center"/>
+        <w:tblBorders>
+          <w:top w:val="single" w:color="000000" w:sz="4" w:space="0"/>
+          <w:left w:val="single" w:color="000000" w:sz="4" w:space="0"/>
+          <w:bottom w:val="single" w:color="000000" w:sz="4" w:space="0"/>
+          <w:right w:val="single" w:color="000000" w:sz="4" w:space="0"/>
+          <w:insideH w:val="single" w:color="000000" w:sz="4" w:space="0"/>
+          <w:insideV w:val="single" w:color="000000" w:sz="4" w:space="0"/>
+        </w:tblBorders>
+        <w:tblLayout w:type="fixed"/>
+        <w:tblCellMar>
+          <w:top w:w="0" w:type="dxa"/>
+          <w:left w:w="0" w:type="dxa"/>
+          <w:bottom w:w="0" w:type="dxa"/>
+          <w:right w:w="0" w:type="dxa"/>
+        </w:tblCellMar>
+      </w:tblPr>
+      <w:tblGrid>
+        <w:gridCol w:w="1967"/>
+        <w:gridCol w:w="2107"/>
+        <w:gridCol w:w="6131"/>
+      </w:tblGrid>
+      <w:tr>
+        <w:tblPrEx>
+          <w:tblBorders>
+            <w:top w:val="single" w:color="000000" w:sz="4" w:space="0"/>
+            <w:left w:val="single" w:color="000000" w:sz="4" w:space="0"/>
+            <w:bottom w:val="single" w:color="000000" w:sz="4" w:space="0"/>
+            <w:right w:val="single" w:color="000000" w:sz="4" w:space="0"/>
+            <w:insideH w:val="single" w:color="000000" w:sz="4" w:space="0"/>
+            <w:insideV w:val="single" w:color="000000" w:sz="4" w:space="0"/>
+          </w:tblBorders>
+          <w:tblCellMar>
+            <w:top w:w="0" w:type="dxa"/>
+            <w:left w:w="0" w:type="dxa"/>
+            <w:bottom w:w="0" w:type="dxa"/>
+            <w:right w:w="0" w:type="dxa"/>
+          </w:tblCellMar>
+        </w:tblPrEx>
+        <w:trPr>
+          <w:trHeight w:val="436" w:hRule="atLeast"/>
+          <w:jc w:val="center"/>
+        </w:trPr>
+        <w:tc>
+          <w:tcPr>
+            <w:tcW w:w="1967" w:type="dxa"/>
+            <w:tcBorders>
+              <w:top w:val="single" w:color="7E7E7E" w:sz="4" w:space="0"/>
+              <w:left w:val="single" w:color="7E7E7E" w:sz="4" w:space="0"/>
+              <w:bottom w:val="single" w:color="7E7E7E" w:sz="4" w:space="0"/>
+              <w:right w:val="single" w:color="7E7E7E" w:sz="4" w:space="0"/>
+            </w:tcBorders>
+            <w:shd w:val="clear" w:color="auto" w:fill="E8EEF5"/>
+            <w:vAlign w:val="center"/>
+          </w:tcPr>
+          <w:p>
+            <w:pPr>
+              <w:keepNext w:val="0"/>
+              <w:keepLines w:val="0"/>
+              <w:pageBreakBefore w:val="0"/>
+              <w:widowControl/>
+              <w:kinsoku w:val="0"/>
+              <w:wordWrap/>
+              <w:overflowPunct/>
+              <w:topLinePunct w:val="0"/>
+              <w:autoSpaceDE w:val="0"/>
+              <w:autoSpaceDN w:val="0"/>
+              <w:bidi w:val="0"/>
+              <w:adjustRightInd w:val="0"/>
+              <w:snapToGrid w:val="0"/>
+              <w:spacing w:before="0" w:line="240" w:lineRule="auto"/>
+              <w:ind w:right="0" w:firstLine="0"/>
+              <w:jc w:val="center"/>
+              <w:textAlignment w:val="baseline"/>
+              <w:rPr>
+                <w:rFonts w:hint="default" w:ascii="宋体" w:hAnsi="Arial" w:eastAsia="宋体" w:cs="Arial"/>
+                <w:b w:val="0"/>
+                <w:snapToGrid w:val="0"/>
+                <w:color w:val="000000"/>
+                <w:sz w:val="18"/>
+                <w:szCs w:val="21"/>
+                <w:lang w:val="en-US" w:eastAsia="zh-CN" w:bidi="ar-SA"/>
+              </w:rPr>
+            </w:pPr>
+            <w:r>
+              <w:rPr>
+                <w:rFonts w:hint="eastAsia" w:ascii="宋体" w:hAnsi="Arial" w:eastAsia="宋体" w:cs="Arial"/>
+                <w:b w:val="0"/>
+                <w:snapToGrid w:val="0"/>
+                <w:color w:val="000000"/>
+                <w:sz w:val="18"/>
+                <w:szCs w:val="21"/>
+                <w:lang w:val="en-US" w:eastAsia="zh-CN" w:bidi="ar-SA"/>
+              </w:rPr>
+              <w:t>文档版本</w:t>
+            </w:r>
+          </w:p>
+        </w:tc>
+        <w:tc>
+          <w:tcPr>
+            <w:tcW w:w="2107" w:type="dxa"/>
+            <w:tcBorders>
+              <w:top w:val="single" w:color="7E7E7E" w:sz="4" w:space="0"/>
+              <w:left w:val="single" w:color="7E7E7E" w:sz="4" w:space="0"/>
+              <w:bottom w:val="single" w:color="7E7E7E" w:sz="4" w:space="0"/>
+              <w:right w:val="single" w:color="7E7E7E" w:sz="4" w:space="0"/>
+            </w:tcBorders>
+            <w:shd w:val="clear" w:color="auto" w:fill="E8EEF5"/>
+            <w:vAlign w:val="center"/>
+          </w:tcPr>
+          <w:p>
+            <w:pPr>
+              <w:keepNext w:val="0"/>
+              <w:keepLines w:val="0"/>
+              <w:pageBreakBefore w:val="0"/>
+              <w:widowControl/>
+              <w:kinsoku w:val="0"/>
+              <w:wordWrap/>
+              <w:overflowPunct/>
+              <w:topLinePunct w:val="0"/>
+              <w:autoSpaceDE w:val="0"/>
+              <w:autoSpaceDN w:val="0"/>
+              <w:bidi w:val="0"/>
+              <w:adjustRightInd w:val="0"/>
+              <w:snapToGrid w:val="0"/>
+              <w:spacing w:before="0" w:line="240" w:lineRule="auto"/>
+              <w:ind w:right="0" w:firstLine="0"/>
+              <w:jc w:val="center"/>
+              <w:textAlignment w:val="baseline"/>
+              <w:rPr>
+                <w:rFonts w:hint="default" w:ascii="宋体" w:hAnsi="Arial" w:eastAsia="宋体" w:cs="Arial"/>
+                <w:b w:val="0"/>
+                <w:snapToGrid w:val="0"/>
+                <w:color w:val="000000"/>
+                <w:sz w:val="18"/>
+                <w:szCs w:val="21"/>
+                <w:lang w:val="en-US" w:eastAsia="zh-CN" w:bidi="ar-SA"/>
+              </w:rPr>
+            </w:pPr>
+            <w:r>
+              <w:rPr>
+                <w:rFonts w:hint="eastAsia" w:ascii="宋体" w:hAnsi="Arial" w:eastAsia="宋体" w:cs="Arial"/>
+                <w:b w:val="0"/>
+                <w:snapToGrid w:val="0"/>
+                <w:color w:val="000000"/>
+                <w:sz w:val="18"/>
+                <w:szCs w:val="21"/>
+                <w:lang w:val="en-US" w:eastAsia="zh-CN" w:bidi="ar-SA"/>
+              </w:rPr>
+              <w:t>修订日期</w:t>
+            </w:r>
+          </w:p>
+        </w:tc>
+        <w:tc>
+          <w:tcPr>
+            <w:tcW w:w="6131" w:type="dxa"/>
+            <w:tcBorders>
+              <w:top w:val="single" w:color="7E7E7E" w:sz="4" w:space="0"/>
+              <w:left w:val="single" w:color="7E7E7E" w:sz="4" w:space="0"/>
+              <w:bottom w:val="single" w:color="7E7E7E" w:sz="4" w:space="0"/>
+              <w:right w:val="single" w:color="7E7E7E" w:sz="4" w:space="0"/>
+            </w:tcBorders>
+            <w:shd w:val="clear" w:color="auto" w:fill="E8EEF5"/>
+            <w:vAlign w:val="center"/>
+          </w:tcPr>
+          <w:p>
+            <w:pPr>
+              <w:keepNext w:val="0"/>
+              <w:keepLines w:val="0"/>
+              <w:pageBreakBefore w:val="0"/>
+              <w:widowControl/>
+              <w:kinsoku w:val="0"/>
+              <w:wordWrap/>
+              <w:overflowPunct/>
+              <w:topLinePunct w:val="0"/>
+              <w:autoSpaceDE w:val="0"/>
+              <w:autoSpaceDN w:val="0"/>
+              <w:bidi w:val="0"/>
+              <w:adjustRightInd w:val="0"/>
+              <w:snapToGrid w:val="0"/>
+              <w:spacing w:before="0" w:line="240" w:lineRule="auto"/>
+              <w:ind w:right="0" w:firstLine="0"/>
+              <w:jc w:val="center"/>
+              <w:textAlignment w:val="baseline"/>
+              <w:rPr>
+                <w:rFonts w:hint="default" w:ascii="宋体" w:hAnsi="Arial" w:eastAsia="宋体" w:cs="Arial"/>
+                <w:b w:val="0"/>
+                <w:snapToGrid w:val="0"/>
+                <w:color w:val="000000"/>
+                <w:sz w:val="18"/>
+                <w:szCs w:val="21"/>
+                <w:lang w:val="en-US" w:eastAsia="zh-CN" w:bidi="ar-SA"/>
+              </w:rPr>
+            </w:pPr>
+            <w:r>
+              <w:rPr>
+                <w:rFonts w:hint="eastAsia" w:ascii="宋体" w:hAnsi="Arial" w:eastAsia="宋体" w:cs="Arial"/>
+                <w:b w:val="0"/>
+                <w:snapToGrid w:val="0"/>
+                <w:color w:val="000000"/>
+                <w:sz w:val="18"/>
+                <w:szCs w:val="21"/>
+                <w:lang w:val="en-US" w:eastAsia="zh-CN" w:bidi="ar-SA"/>
+              </w:rPr>
+              <w:t>内容描述</w:t>
+            </w:r>
+          </w:p>
+        </w:tc>
+      </w:tr>
+      <w:tr>
+        <w:tblPrEx>
+          <w:tblBorders>
+            <w:top w:val="single" w:color="000000" w:sz="4" w:space="0"/>
+            <w:left w:val="single" w:color="000000" w:sz="4" w:space="0"/>
+            <w:bottom w:val="single" w:color="000000" w:sz="4" w:space="0"/>
+            <w:right w:val="single" w:color="000000" w:sz="4" w:space="0"/>
+            <w:insideH w:val="single" w:color="000000" w:sz="4" w:space="0"/>
+            <w:insideV w:val="single" w:color="000000" w:sz="4" w:space="0"/>
+          </w:tblBorders>
+          <w:tblCellMar>
+            <w:top w:w="0" w:type="dxa"/>
+            <w:left w:w="0" w:type="dxa"/>
+            <w:bottom w:w="0" w:type="dxa"/>
+            <w:right w:w="0" w:type="dxa"/>
+          </w:tblCellMar>
+        </w:tblPrEx>
+        <w:trPr>
+          <w:trHeight w:val="452" w:hRule="atLeast"/>
+          <w:jc w:val="center"/>
+        </w:trPr>
+        <w:tc>
+          <w:tcPr>
+            <w:tcW w:w="1967" w:type="dxa"/>
+            <w:tcBorders>
+              <w:top w:val="single" w:color="7E7E7E" w:sz="4" w:space="0"/>
+              <w:left w:val="single" w:color="7E7E7E" w:sz="4" w:space="0"/>
+              <w:bottom w:val="single" w:color="7E7E7E" w:sz="4" w:space="0"/>
+              <w:right w:val="single" w:color="7E7E7E" w:sz="4" w:space="0"/>
+            </w:tcBorders>
+            <w:vAlign w:val="center"/>
+          </w:tcPr>
+          <w:p>
+            <w:pPr>
+              <w:keepNext w:val="0"/>
+              <w:keepLines w:val="0"/>
+              <w:pageBreakBefore w:val="0"/>
+              <w:widowControl/>
+              <w:kinsoku w:val="0"/>
+              <w:wordWrap/>
+              <w:overflowPunct/>
+              <w:topLinePunct w:val="0"/>
+              <w:autoSpaceDE w:val="0"/>
+              <w:autoSpaceDN w:val="0"/>
+              <w:bidi w:val="0"/>
+              <w:adjustRightInd w:val="0"/>
+              <w:snapToGrid w:val="0"/>
+              <w:spacing w:after="0" w:line="240" w:lineRule="auto"/>
+              <w:ind w:firstLine="0"/>
+              <w:jc w:val="center"/>
+              <w:textAlignment w:val="baseline"/>
+              <w:rPr>
+                <w:rFonts w:hint="default" w:ascii="Arial" w:hAnsi="Arial" w:eastAsia="宋体" w:cs="Arial"/>
+                <w:b w:val="0"/>
+                <w:snapToGrid w:val="0"/>
+                <w:color w:val="000000"/>
+                <w:sz w:val="18"/>
+                <w:szCs w:val="21"/>
+                <w:lang w:val="en-US" w:eastAsia="zh-CN"/>
+              </w:rPr>
+            </w:pPr>
+            <w:r>
+              <w:rPr>
+                <w:rFonts w:hint="eastAsia" w:ascii="Arial" w:hAnsi="Arial" w:eastAsia="宋体" w:cs="Arial"/>
+                <w:b w:val="0"/>
+                <w:snapToGrid w:val="0"/>
+                <w:color w:val="000000"/>
+                <w:sz w:val="18"/>
+                <w:szCs w:val="21"/>
+                <w:lang w:val="en-US" w:eastAsia="zh-CN"/>
+              </w:rPr>
+              <w:t>1.0</w:t>
+            </w:r>
+          </w:p>
+        </w:tc>
+        <w:tc>
+          <w:tcPr>
+            <w:tcW w:w="2107" w:type="dxa"/>
+            <w:tcBorders>
+              <w:top w:val="single" w:color="7E7E7E" w:sz="4" w:space="0"/>
+              <w:left w:val="single" w:color="7E7E7E" w:sz="4" w:space="0"/>
+              <w:bottom w:val="single" w:color="7E7E7E" w:sz="4" w:space="0"/>
+              <w:right w:val="single" w:color="7E7E7E" w:sz="4" w:space="0"/>
+            </w:tcBorders>
+            <w:vAlign w:val="center"/>
+          </w:tcPr>
+          <w:p>
+            <w:pPr>
+              <w:keepNext w:val="0"/>
+              <w:keepLines w:val="0"/>
+              <w:pageBreakBefore w:val="0"/>
+              <w:widowControl/>
+              <w:kinsoku w:val="0"/>
+              <w:wordWrap/>
+              <w:overflowPunct/>
+              <w:topLinePunct w:val="0"/>
+              <w:autoSpaceDE w:val="0"/>
+              <w:autoSpaceDN w:val="0"/>
+              <w:bidi w:val="0"/>
+              <w:adjustRightInd w:val="0"/>
+              <w:snapToGrid w:val="0"/>
+              <w:spacing w:after="0" w:line="240" w:lineRule="auto"/>
+              <w:ind w:firstLine="0"/>
+              <w:jc w:val="center"/>
+              <w:textAlignment w:val="baseline"/>
+              <w:rPr>
+                <w:rFonts w:hint="default" w:ascii="Arial" w:hAnsi="Arial" w:eastAsia="宋体" w:cs="Arial"/>
+                <w:b w:val="0"/>
+                <w:snapToGrid w:val="0"/>
+                <w:color w:val="000000"/>
+                <w:sz w:val="18"/>
+                <w:szCs w:val="21"/>
+                <w:lang w:val="en-US" w:eastAsia="zh-CN"/>
+              </w:rPr>
+            </w:pPr>
+            <w:r>
+              <w:rPr>
+                <w:rFonts w:hint="eastAsia" w:ascii="Arial" w:hAnsi="Arial" w:eastAsia="宋体" w:cs="Arial"/>
+                <w:b w:val="0"/>
+                <w:snapToGrid w:val="0"/>
+                <w:color w:val="000000"/>
+                <w:sz w:val="18"/>
+                <w:szCs w:val="21"/>
+                <w:lang w:val="en-US" w:eastAsia="zh-CN"/>
+              </w:rPr>
+              <w:t>20</w:t>
+            </w:r>
+            <w:r>
+              <w:rPr>
+                <w:rFonts w:hint="eastAsia" w:ascii="Arial" w:hAnsi="Arial" w:cs="Arial"/>
+                <w:b w:val="0"/>
+                <w:snapToGrid w:val="0"/>
+                <w:color w:val="000000"/>
+                <w:sz w:val="18"/>
+                <w:szCs w:val="21"/>
+                <w:lang w:val="en-US" w:eastAsia="zh-CN"/>
+              </w:rPr>
+              <w:t>00</w:t>
+            </w:r>
+            <w:r>
+              <w:rPr>
+                <w:rFonts w:hint="eastAsia" w:ascii="Arial" w:hAnsi="Arial" w:eastAsia="宋体" w:cs="Arial"/>
+                <w:b w:val="0"/>
+                <w:snapToGrid w:val="0"/>
+                <w:color w:val="000000"/>
+                <w:sz w:val="18"/>
+                <w:szCs w:val="21"/>
+                <w:lang w:val="en-US" w:eastAsia="zh-CN"/>
+              </w:rPr>
+              <w:t>-</w:t>
+            </w:r>
+            <w:r>
+              <w:rPr>
+                <w:rFonts w:hint="eastAsia" w:ascii="Arial" w:hAnsi="Arial" w:cs="Arial"/>
+                <w:b w:val="0"/>
+                <w:snapToGrid w:val="0"/>
+                <w:color w:val="000000"/>
+                <w:sz w:val="18"/>
+                <w:szCs w:val="21"/>
+                <w:lang w:val="en-US" w:eastAsia="zh-CN"/>
+              </w:rPr>
+              <w:t>0</w:t>
+            </w:r>
+            <w:r>
+              <w:rPr>
+                <w:rFonts w:hint="eastAsia" w:ascii="Arial" w:hAnsi="Arial" w:eastAsia="宋体" w:cs="Arial"/>
+                <w:b w:val="0"/>
+                <w:snapToGrid w:val="0"/>
+                <w:color w:val="000000"/>
+                <w:sz w:val="18"/>
+                <w:szCs w:val="21"/>
+                <w:lang w:val="en-US" w:eastAsia="zh-CN"/>
+              </w:rPr>
+              <w:t>-</w:t>
+            </w:r>
+            <w:r>
+              <w:rPr>
+                <w:rFonts w:hint="eastAsia" w:ascii="Arial" w:hAnsi="Arial" w:cs="Arial"/>
+                <w:b w:val="0"/>
+                <w:snapToGrid w:val="0"/>
+                <w:color w:val="000000"/>
+                <w:sz w:val="18"/>
+                <w:szCs w:val="21"/>
+                <w:lang w:val="en-US" w:eastAsia="zh-CN"/>
+              </w:rPr>
+              <w:t>0</w:t>
+            </w:r>
+          </w:p>
+        </w:tc>
+        <w:tc>
+          <w:tcPr>
+            <w:tcW w:w="6131" w:type="dxa"/>
+            <w:tcBorders>
+              <w:top w:val="single" w:color="7E7E7E" w:sz="4" w:space="0"/>
+              <w:left w:val="single" w:color="7E7E7E" w:sz="4" w:space="0"/>
+              <w:bottom w:val="single" w:color="7E7E7E" w:sz="4" w:space="0"/>
+              <w:right w:val="single" w:color="7E7E7E" w:sz="4" w:space="0"/>
+            </w:tcBorders>
+            <w:vAlign w:val="center"/>
+          </w:tcPr>
+          <w:p>
+            <w:pPr>
+              <w:keepNext w:val="0"/>
+              <w:keepLines w:val="0"/>
+              <w:pageBreakBefore w:val="0"/>
+              <w:widowControl/>
+              <w:kinsoku w:val="0"/>
+              <w:wordWrap/>
+              <w:overflowPunct/>
+              <w:topLinePunct w:val="0"/>
+              <w:autoSpaceDE w:val="0"/>
+              <w:autoSpaceDN w:val="0"/>
+              <w:bidi w:val="0"/>
+              <w:adjustRightInd w:val="0"/>
+              <w:snapToGrid w:val="0"/>
+              <w:spacing w:after="0" w:line="240" w:lineRule="auto"/>
+              <w:ind w:firstLine="0"/>
+              <w:jc w:val="center"/>
+              <w:textAlignment w:val="baseline"/>
+              <w:rPr>
+                <w:rFonts w:hint="eastAsia" w:ascii="Arial" w:hAnsi="Arial" w:eastAsia="宋体" w:cs="Arial"/>
+                <w:b w:val="0"/>
+                <w:snapToGrid w:val="0"/>
+                <w:color w:val="000000"/>
+                <w:sz w:val="18"/>
+                <w:szCs w:val="21"/>
+                <w:lang w:eastAsia="zh-CN"/>
+              </w:rPr>
+            </w:pPr>
+            <w:r>
+              <w:rPr>
+                <w:rFonts w:hint="eastAsia" w:ascii="Arial" w:hAnsi="Arial" w:eastAsia="宋体" w:cs="Arial"/>
+                <w:b w:val="0"/>
+                <w:snapToGrid w:val="0"/>
+                <w:color w:val="000000"/>
+                <w:sz w:val="18"/>
+                <w:szCs w:val="21"/>
+                <w:lang w:val="en-US" w:eastAsia="zh-CN" w:bidi="ar"/>
+              </w:rPr>
+              <w:t>初版</w:t>
+            </w:r>
+          </w:p>
+        </w:tc>
+      </w:tr>
+    </w:tbl>
+    <w:p>
+      <w:r>
+        <w:br w:type="page"/>
+      </w:r>
+    </w:p>
     <w:p>
       <w:pPr>
-        <w:pStyle w:val="164"/>
+        <w:pStyle w:val="4"/>
+        <w:spacing w:before="120" w:after="80" w:line="276" w:lineRule="auto"/>
+        <w:ind w:left="0" w:right="0" w:firstLine="0"/>
+        <w:jc w:val="right"/>
+        <w:rPr>
+          <w:rFonts w:hint="eastAsia" w:ascii="Arial" w:hAnsi="Arial" w:eastAsia="宋体" w:cs="Arial"/>
+          <w:b/>
+          <w:bCs w:val="0"/>
+          <w:snapToGrid w:val="0"/>
+          <w:color w:val="000000"/>
+          <w:sz w:val="52"/>
+          <w:szCs w:val="52"/>
+          <w:lang w:val="en-US" w:eastAsia="zh-CN" w:bidi="ar-SA"/>
+        </w:rPr>
       </w:pPr>
       <w:r>
+        <w:rPr>
+          <w:rFonts w:hint="eastAsia" w:ascii="Arial" w:hAnsi="Arial" w:eastAsia="宋体" w:cs="Arial"/>
+          <w:b/>
+          <w:bCs w:val="0"/>
+          <w:snapToGrid w:val="0"/>
+          <w:color w:val="000000"/>
+          <w:sz w:val="52"/>
+          <w:szCs w:val="52"/>
+          <w:lang w:val="en-US" w:eastAsia="zh-CN" w:bidi="ar-SA"/>
+        </w:rPr>
         <w:t>OPA544</w:t>
       </w:r>
     </w:p>
     <w:p>
       <w:pPr>
-        <w:pStyle w:val="165"/>
+        <w:kinsoku w:val="0"/>
+        <w:autoSpaceDE w:val="0"/>
+        <w:autoSpaceDN w:val="0"/>
+        <w:adjustRightInd w:val="0"/>
+        <w:snapToGrid w:val="0"/>
+        <w:spacing w:after="0" w:line="240" w:lineRule="auto"/>
+        <w:ind w:firstLine="0"/>
+        <w:jc w:val="right"/>
+        <w:textAlignment w:val="baseline"/>
+        <w:rPr>
+          <w:rFonts w:hint="eastAsia" w:ascii="Arial" w:hAnsi="Arial" w:eastAsia="宋体" w:cs="Arial"/>
+          <w:snapToGrid w:val="0"/>
+          <w:color w:val="000000"/>
+          <w:sz w:val="32"/>
+          <w:szCs w:val="32"/>
+          <w:lang w:eastAsia="zh-CN"/>
+        </w:rPr>
       </w:pPr>
       <w:r>
+        <w:rPr>
+          <w:rFonts w:hint="eastAsia" w:ascii="Arial" w:hAnsi="Arial" w:eastAsia="宋体" w:cs="Arial"/>
+          <w:snapToGrid w:val="0"/>
+          <w:color w:val="000000"/>
+          <w:sz w:val="32"/>
+          <w:szCs w:val="32"/>
+          <w:lang w:eastAsia="zh-CN"/>
+        </w:rPr>
         <w:t>高压大电流运算放大器</w:t>
       </w:r>
-    </w:p>
-    <w:p>
-      <w:pPr>
-        <w:pStyle w:val="164"/>
-        <w:keepNext w:val="0"/>
-        <w:keepLines w:val="0"/>
-        <w:pageBreakBefore w:val="0"/>
-        <w:widowControl/>
-        <w:kinsoku/>
-        <w:wordWrap/>
-        <w:overflowPunct/>
-        <w:topLinePunct w:val="0"/>
-        <w:autoSpaceDE/>
-        <w:autoSpaceDN/>
-        <w:bidi w:val="0"/>
-        <w:adjustRightInd/>
-        <w:snapToGrid/>
-        <w:spacing w:line="240" w:lineRule="auto"/>
-        <w:jc w:val="right"/>
-        <w:textAlignment w:val="auto"/>
-        <w:rPr>
-          <w:rFonts w:hint="eastAsia" w:ascii="宋体" w:hAnsi="宋体" w:eastAsia="宋体" w:cs="宋体"/>
-          <w:sz w:val="32"/>
-          <w:szCs w:val="32"/>
-        </w:rPr>
-      </w:pPr>
     </w:p>
     <w:p>
       <w:pPr>
@@ -56,28 +540,104 @@
       <w:r>
         <w:br w:type="page"/>
       </w:r>
-      <w:bookmarkStart w:id="0" w:name="_GoBack"/>
-      <w:bookmarkEnd w:id="0"/>
     </w:p>
     <w:p>
       <w:pPr>
         <w:pStyle w:val="3"/>
+        <w:numPr>
+          <w:ilvl w:val="0"/>
+          <w:numId w:val="7"/>
+        </w:numPr>
+        <w:bidi w:val="0"/>
+        <w:ind w:left="425" w:leftChars="0" w:hanging="425" w:firstLineChars="0"/>
+        <w:rPr>
+          <w:rFonts w:hint="eastAsia"/>
+          <w:sz w:val="32"/>
+          <w:szCs w:val="32"/>
+          <w:lang w:val="en-US" w:eastAsia="zh-CN"/>
+        </w:rPr>
       </w:pPr>
       <w:r>
-        <w:t>1. 产品特性</w:t>
+        <w:rPr>
+          <w:rFonts w:hint="eastAsia"/>
+          <w:sz w:val="32"/>
+          <w:szCs w:val="32"/>
+          <w:lang w:val="en-US" w:eastAsia="zh-CN"/>
+        </w:rPr>
+        <w:t>产品特性</w:t>
       </w:r>
     </w:p>
     <w:p>
+      <w:pPr>
+        <w:spacing w:before="0" w:after="0" w:line="288" w:lineRule="auto"/>
+        <w:ind w:left="0" w:right="0" w:firstLine="420"/>
+        <w:jc w:val="both"/>
+        <w:rPr>
+          <w:rFonts w:hint="eastAsia" w:ascii="Arial" w:hAnsi="Arial" w:cs="Times New Roman"/>
+          <w:b w:val="0"/>
+          <w:color w:val="000000"/>
+          <w:sz w:val="21"/>
+          <w:lang w:eastAsia="zh-CN"/>
+        </w:rPr>
+      </w:pPr>
       <w:r>
-        <w:t>这是正文示例。宋体 11 号字，行间距 1.5 倍。用于演示正文格式效果。支持中英文混排和数字 123456。</w:t>
+        <w:rPr>
+          <w:rFonts w:hint="eastAsia" w:ascii="Arial" w:hAnsi="Arial" w:cs="Times New Roman"/>
+          <w:b w:val="0"/>
+          <w:color w:val="000000"/>
+          <w:sz w:val="21"/>
+          <w:lang w:eastAsia="zh-CN"/>
+        </w:rPr>
+        <w:t>这是正文示例。宋体11号字，行间距1.</w:t>
+      </w:r>
+      <w:r>
+        <w:rPr>
+          <w:rFonts w:hint="eastAsia" w:ascii="Arial" w:hAnsi="Arial" w:cs="Times New Roman"/>
+          <w:b w:val="0"/>
+          <w:color w:val="000000"/>
+          <w:sz w:val="21"/>
+          <w:lang w:val="en-US" w:eastAsia="zh-CN"/>
+        </w:rPr>
+        <w:t>2</w:t>
+      </w:r>
+      <w:r>
+        <w:rPr>
+          <w:rFonts w:hint="eastAsia" w:ascii="Arial" w:hAnsi="Arial" w:cs="Times New Roman"/>
+          <w:b w:val="0"/>
+          <w:color w:val="000000"/>
+          <w:sz w:val="21"/>
+          <w:lang w:eastAsia="zh-CN"/>
+        </w:rPr>
+        <w:t>倍。用于演示正文格式效果。支持中英文混排和数字123456。</w:t>
       </w:r>
     </w:p>
     <w:p>
       <w:pPr>
         <w:pStyle w:val="4"/>
+        <w:numPr>
+          <w:ilvl w:val="1"/>
+          <w:numId w:val="7"/>
+        </w:numPr>
+        <w:spacing w:before="120" w:after="80" w:line="276" w:lineRule="auto"/>
+        <w:ind w:left="567" w:leftChars="0" w:right="0" w:hanging="567" w:firstLineChars="0"/>
+        <w:jc w:val="left"/>
+        <w:rPr>
+          <w:rFonts w:hint="eastAsia" w:ascii="微软雅黑" w:hAnsi="微软雅黑" w:eastAsia="微软雅黑" w:cs="微软雅黑"/>
+          <w:b/>
+          <w:bCs/>
+          <w:color w:val="000000"/>
+          <w:sz w:val="26"/>
+        </w:rPr>
       </w:pPr>
       <w:r>
-        <w:t>1.1 电气特性</w:t>
+        <w:rPr>
+          <w:rFonts w:hint="eastAsia" w:ascii="微软雅黑" w:hAnsi="微软雅黑" w:eastAsia="微软雅黑" w:cs="微软雅黑"/>
+          <w:b/>
+          <w:bCs/>
+          <w:color w:val="000000"/>
+          <w:sz w:val="26"/>
+        </w:rPr>
+        <w:t>电气特性</w:t>
       </w:r>
     </w:p>
     <w:p>
@@ -87,10 +647,33 @@
     </w:p>
     <w:p>
       <w:pPr>
-        <w:pStyle w:val="5"/>
+        <w:pStyle w:val="4"/>
+        <w:numPr>
+          <w:ilvl w:val="2"/>
+          <w:numId w:val="7"/>
+        </w:numPr>
+        <w:spacing w:before="120" w:after="80" w:line="276" w:lineRule="auto"/>
+        <w:ind w:left="709" w:leftChars="0" w:right="0" w:hanging="709" w:firstLineChars="0"/>
+        <w:jc w:val="left"/>
+        <w:rPr>
+          <w:rFonts w:hint="eastAsia" w:ascii="微软雅黑" w:hAnsi="微软雅黑" w:eastAsia="微软雅黑" w:cs="微软雅黑"/>
+          <w:b/>
+          <w:bCs/>
+          <w:color w:val="000000"/>
+          <w:sz w:val="22"/>
+          <w:szCs w:val="22"/>
+        </w:rPr>
       </w:pPr>
       <w:r>
-        <w:t>1.1.1 输入特性</w:t>
+        <w:rPr>
+          <w:rFonts w:hint="eastAsia" w:ascii="微软雅黑" w:hAnsi="微软雅黑" w:eastAsia="微软雅黑" w:cs="微软雅黑"/>
+          <w:b/>
+          <w:bCs/>
+          <w:color w:val="000000"/>
+          <w:sz w:val="22"/>
+          <w:szCs w:val="22"/>
+        </w:rPr>
+        <w:t>输入特性</w:t>
       </w:r>
     </w:p>
     <w:tbl>
@@ -140,6 +723,13 @@
         <w:tc>
           <w:tcPr>
             <w:tcW w:w="2562" w:type="dxa"/>
+            <w:tcBorders>
+              <w:top w:val="single" w:color="auto" w:sz="4" w:space="0"/>
+              <w:left w:val="single" w:color="auto" w:sz="4" w:space="0"/>
+              <w:bottom w:val="single" w:color="auto" w:sz="4" w:space="0"/>
+              <w:right w:val="single" w:color="auto" w:sz="4" w:space="0"/>
+            </w:tcBorders>
+            <w:shd w:val="clear" w:color="auto" w:fill="E8EEF5"/>
           </w:tcPr>
           <w:p>
             <w:pPr>
@@ -156,6 +746,13 @@
         <w:tc>
           <w:tcPr>
             <w:tcW w:w="2562" w:type="dxa"/>
+            <w:tcBorders>
+              <w:top w:val="single" w:color="auto" w:sz="4" w:space="0"/>
+              <w:left w:val="single" w:color="auto" w:sz="4" w:space="0"/>
+              <w:bottom w:val="single" w:color="auto" w:sz="4" w:space="0"/>
+              <w:right w:val="single" w:color="auto" w:sz="4" w:space="0"/>
+            </w:tcBorders>
+            <w:shd w:val="clear" w:color="auto" w:fill="E8EEF5"/>
           </w:tcPr>
           <w:p>
             <w:pPr>
@@ -172,6 +769,13 @@
         <w:tc>
           <w:tcPr>
             <w:tcW w:w="2562" w:type="dxa"/>
+            <w:tcBorders>
+              <w:top w:val="single" w:color="auto" w:sz="4" w:space="0"/>
+              <w:left w:val="single" w:color="auto" w:sz="4" w:space="0"/>
+              <w:bottom w:val="single" w:color="auto" w:sz="4" w:space="0"/>
+              <w:right w:val="single" w:color="auto" w:sz="4" w:space="0"/>
+            </w:tcBorders>
+            <w:shd w:val="clear" w:color="auto" w:fill="E8EEF5"/>
           </w:tcPr>
           <w:p>
             <w:pPr>
@@ -188,6 +792,13 @@
         <w:tc>
           <w:tcPr>
             <w:tcW w:w="2562" w:type="dxa"/>
+            <w:tcBorders>
+              <w:top w:val="single" w:color="auto" w:sz="4" w:space="0"/>
+              <w:left w:val="single" w:color="auto" w:sz="4" w:space="0"/>
+              <w:bottom w:val="single" w:color="auto" w:sz="4" w:space="0"/>
+              <w:right w:val="single" w:color="auto" w:sz="4" w:space="0"/>
+            </w:tcBorders>
+            <w:shd w:val="clear" w:color="auto" w:fill="E8EEF5"/>
           </w:tcPr>
           <w:p>
             <w:pPr>
@@ -222,6 +833,12 @@
         <w:tc>
           <w:tcPr>
             <w:tcW w:w="2562" w:type="dxa"/>
+            <w:tcBorders>
+              <w:top w:val="single" w:color="auto" w:sz="4" w:space="0"/>
+              <w:left w:val="single" w:color="auto" w:sz="4" w:space="0"/>
+              <w:bottom w:val="single" w:color="auto" w:sz="4" w:space="0"/>
+              <w:right w:val="single" w:color="auto" w:sz="4" w:space="0"/>
+            </w:tcBorders>
           </w:tcPr>
           <w:p>
             <w:pPr>
@@ -235,6 +852,12 @@
         <w:tc>
           <w:tcPr>
             <w:tcW w:w="2562" w:type="dxa"/>
+            <w:tcBorders>
+              <w:top w:val="single" w:color="auto" w:sz="4" w:space="0"/>
+              <w:left w:val="single" w:color="auto" w:sz="4" w:space="0"/>
+              <w:bottom w:val="single" w:color="auto" w:sz="4" w:space="0"/>
+              <w:right w:val="single" w:color="auto" w:sz="4" w:space="0"/>
+            </w:tcBorders>
           </w:tcPr>
           <w:p>
             <w:pPr>
@@ -248,6 +871,12 @@
         <w:tc>
           <w:tcPr>
             <w:tcW w:w="2562" w:type="dxa"/>
+            <w:tcBorders>
+              <w:top w:val="single" w:color="auto" w:sz="4" w:space="0"/>
+              <w:left w:val="single" w:color="auto" w:sz="4" w:space="0"/>
+              <w:bottom w:val="single" w:color="auto" w:sz="4" w:space="0"/>
+              <w:right w:val="single" w:color="auto" w:sz="4" w:space="0"/>
+            </w:tcBorders>
           </w:tcPr>
           <w:p>
             <w:pPr>
@@ -261,6 +890,12 @@
         <w:tc>
           <w:tcPr>
             <w:tcW w:w="2562" w:type="dxa"/>
+            <w:tcBorders>
+              <w:top w:val="single" w:color="auto" w:sz="4" w:space="0"/>
+              <w:left w:val="single" w:color="auto" w:sz="4" w:space="0"/>
+              <w:bottom w:val="single" w:color="auto" w:sz="4" w:space="0"/>
+              <w:right w:val="single" w:color="auto" w:sz="4" w:space="0"/>
+            </w:tcBorders>
           </w:tcPr>
           <w:p>
             <w:pPr>
@@ -292,6 +927,12 @@
         <w:tc>
           <w:tcPr>
             <w:tcW w:w="2562" w:type="dxa"/>
+            <w:tcBorders>
+              <w:top w:val="single" w:color="auto" w:sz="4" w:space="0"/>
+              <w:left w:val="single" w:color="auto" w:sz="4" w:space="0"/>
+              <w:bottom w:val="single" w:color="auto" w:sz="4" w:space="0"/>
+              <w:right w:val="single" w:color="auto" w:sz="4" w:space="0"/>
+            </w:tcBorders>
           </w:tcPr>
           <w:p>
             <w:pPr>
@@ -305,6 +946,12 @@
         <w:tc>
           <w:tcPr>
             <w:tcW w:w="2562" w:type="dxa"/>
+            <w:tcBorders>
+              <w:top w:val="single" w:color="auto" w:sz="4" w:space="0"/>
+              <w:left w:val="single" w:color="auto" w:sz="4" w:space="0"/>
+              <w:bottom w:val="single" w:color="auto" w:sz="4" w:space="0"/>
+              <w:right w:val="single" w:color="auto" w:sz="4" w:space="0"/>
+            </w:tcBorders>
           </w:tcPr>
           <w:p>
             <w:pPr>
@@ -318,6 +965,12 @@
         <w:tc>
           <w:tcPr>
             <w:tcW w:w="2562" w:type="dxa"/>
+            <w:tcBorders>
+              <w:top w:val="single" w:color="auto" w:sz="4" w:space="0"/>
+              <w:left w:val="single" w:color="auto" w:sz="4" w:space="0"/>
+              <w:bottom w:val="single" w:color="auto" w:sz="4" w:space="0"/>
+              <w:right w:val="single" w:color="auto" w:sz="4" w:space="0"/>
+            </w:tcBorders>
           </w:tcPr>
           <w:p>
             <w:pPr>
@@ -331,6 +984,12 @@
         <w:tc>
           <w:tcPr>
             <w:tcW w:w="2562" w:type="dxa"/>
+            <w:tcBorders>
+              <w:top w:val="single" w:color="auto" w:sz="4" w:space="0"/>
+              <w:left w:val="single" w:color="auto" w:sz="4" w:space="0"/>
+              <w:bottom w:val="single" w:color="auto" w:sz="4" w:space="0"/>
+              <w:right w:val="single" w:color="auto" w:sz="4" w:space="0"/>
+            </w:tcBorders>
           </w:tcPr>
           <w:p>
             <w:pPr>
@@ -362,6 +1021,12 @@
         <w:tc>
           <w:tcPr>
             <w:tcW w:w="2562" w:type="dxa"/>
+            <w:tcBorders>
+              <w:top w:val="single" w:color="auto" w:sz="4" w:space="0"/>
+              <w:left w:val="single" w:color="auto" w:sz="4" w:space="0"/>
+              <w:bottom w:val="single" w:color="auto" w:sz="4" w:space="0"/>
+              <w:right w:val="single" w:color="auto" w:sz="4" w:space="0"/>
+            </w:tcBorders>
           </w:tcPr>
           <w:p>
             <w:pPr>
@@ -375,6 +1040,12 @@
         <w:tc>
           <w:tcPr>
             <w:tcW w:w="2562" w:type="dxa"/>
+            <w:tcBorders>
+              <w:top w:val="single" w:color="auto" w:sz="4" w:space="0"/>
+              <w:left w:val="single" w:color="auto" w:sz="4" w:space="0"/>
+              <w:bottom w:val="single" w:color="auto" w:sz="4" w:space="0"/>
+              <w:right w:val="single" w:color="auto" w:sz="4" w:space="0"/>
+            </w:tcBorders>
           </w:tcPr>
           <w:p>
             <w:pPr>
@@ -388,6 +1059,12 @@
         <w:tc>
           <w:tcPr>
             <w:tcW w:w="2562" w:type="dxa"/>
+            <w:tcBorders>
+              <w:top w:val="single" w:color="auto" w:sz="4" w:space="0"/>
+              <w:left w:val="single" w:color="auto" w:sz="4" w:space="0"/>
+              <w:bottom w:val="single" w:color="auto" w:sz="4" w:space="0"/>
+              <w:right w:val="single" w:color="auto" w:sz="4" w:space="0"/>
+            </w:tcBorders>
           </w:tcPr>
           <w:p>
             <w:pPr>
@@ -401,6 +1078,12 @@
         <w:tc>
           <w:tcPr>
             <w:tcW w:w="2562" w:type="dxa"/>
+            <w:tcBorders>
+              <w:top w:val="single" w:color="auto" w:sz="4" w:space="0"/>
+              <w:left w:val="single" w:color="auto" w:sz="4" w:space="0"/>
+              <w:bottom w:val="single" w:color="auto" w:sz="4" w:space="0"/>
+              <w:right w:val="single" w:color="auto" w:sz="4" w:space="0"/>
+            </w:tcBorders>
           </w:tcPr>
           <w:p>
             <w:pPr>
@@ -421,21 +1104,935 @@
         <w:t>注：(1) 测试条件为 TJ = 25°C；(2) 所有参数均在推荐工作条件下测量。</w:t>
       </w:r>
     </w:p>
-    <w:p/>
     <w:p>
       <w:pPr>
         <w:pStyle w:val="15"/>
+        <w:rPr>
+          <w:rFonts w:hint="eastAsia" w:ascii="黑体" w:hAnsi="黑体" w:eastAsia="黑体" w:cs="黑体"/>
+          <w:color w:val="auto"/>
+          <w:sz w:val="18"/>
+          <w:szCs w:val="18"/>
+        </w:rPr>
       </w:pPr>
       <w:r>
+        <w:rPr>
+          <w:rFonts w:hint="eastAsia" w:ascii="黑体" w:hAnsi="黑体" w:eastAsia="黑体" w:cs="黑体"/>
+          <w:color w:val="auto"/>
+          <w:sz w:val="18"/>
+          <w:szCs w:val="18"/>
+        </w:rPr>
         <w:t>图1. 基本电路连接示意图</w:t>
       </w:r>
+    </w:p>
+    <w:p>
+      <w:r>
+        <w:br w:type="page"/>
+      </w:r>
+    </w:p>
+    <w:p>
+      <w:pPr>
+        <w:keepNext/>
+        <w:keepLines/>
+        <w:numPr>
+          <w:ilvl w:val="0"/>
+          <w:numId w:val="7"/>
+        </w:numPr>
+        <w:bidi w:val="0"/>
+        <w:spacing w:before="240" w:after="120" w:line="240" w:lineRule="auto"/>
+        <w:ind w:left="425" w:leftChars="0" w:hanging="425" w:firstLineChars="0"/>
+        <w:jc w:val="both"/>
+        <w:outlineLvl w:val="0"/>
+        <w:rPr>
+          <w:rFonts w:hint="eastAsia" w:ascii="微软雅黑" w:hAnsi="微软雅黑" w:eastAsia="微软雅黑" w:cstheme="minorBidi"/>
+          <w:b/>
+          <w:bCs/>
+          <w:color w:val="0C69B2"/>
+          <w:sz w:val="32"/>
+          <w:szCs w:val="32"/>
+          <w:lang w:val="en-US" w:eastAsia="zh-CN" w:bidi="ar-SA"/>
+        </w:rPr>
+      </w:pPr>
+      <w:r>
+        <w:rPr>
+          <w:rFonts w:hint="eastAsia" w:ascii="微软雅黑" w:hAnsi="微软雅黑" w:eastAsia="微软雅黑" w:cstheme="minorBidi"/>
+          <w:b/>
+          <w:bCs/>
+          <w:color w:val="0C69B2"/>
+          <w:sz w:val="32"/>
+          <w:szCs w:val="32"/>
+          <w:lang w:val="en-US" w:eastAsia="zh-CN" w:bidi="ar-SA"/>
+        </w:rPr>
+        <w:t>说明</w:t>
+      </w:r>
+    </w:p>
+    <w:p>
+      <w:pPr>
+        <w:kinsoku w:val="0"/>
+        <w:autoSpaceDE w:val="0"/>
+        <w:autoSpaceDN w:val="0"/>
+        <w:adjustRightInd w:val="0"/>
+        <w:snapToGrid w:val="0"/>
+        <w:spacing w:after="0" w:line="360" w:lineRule="auto"/>
+        <w:ind w:firstLine="540" w:firstLineChars="300"/>
+        <w:jc w:val="left"/>
+        <w:textAlignment w:val="baseline"/>
+        <w:rPr>
+          <w:rFonts w:ascii="Arial" w:hAnsi="Arial" w:eastAsia="宋体" w:cs="Arial"/>
+          <w:snapToGrid w:val="0"/>
+          <w:color w:val="000000"/>
+          <w:sz w:val="18"/>
+          <w:szCs w:val="21"/>
+          <w:lang w:eastAsia="zh-CN"/>
+        </w:rPr>
+      </w:pPr>
+      <w:r>
+        <w:rPr>
+          <w:rFonts w:ascii="Arial" w:hAnsi="Arial" w:eastAsia="宋体" w:cs="Arial"/>
+          <w:snapToGrid w:val="0"/>
+          <w:color w:val="000000"/>
+          <w:sz w:val="18"/>
+          <w:szCs w:val="21"/>
+          <w:lang w:eastAsia="zh-CN"/>
+        </w:rPr>
+        <w:t>如欲了解更多的产品及及公司信息，请联系公司办公室人员或登录公司网站；</w:t>
+      </w:r>
+    </w:p>
+    <w:p>
+      <w:pPr>
+        <w:kinsoku w:val="0"/>
+        <w:autoSpaceDE w:val="0"/>
+        <w:autoSpaceDN w:val="0"/>
+        <w:adjustRightInd w:val="0"/>
+        <w:snapToGrid w:val="0"/>
+        <w:spacing w:after="0" w:line="360" w:lineRule="auto"/>
+        <w:ind w:firstLine="540" w:firstLineChars="300"/>
+        <w:jc w:val="left"/>
+        <w:textAlignment w:val="baseline"/>
+        <w:rPr>
+          <w:rFonts w:ascii="Arial" w:hAnsi="Arial" w:eastAsia="宋体" w:cs="Arial"/>
+          <w:snapToGrid w:val="0"/>
+          <w:color w:val="000000"/>
+          <w:sz w:val="18"/>
+          <w:szCs w:val="21"/>
+          <w:lang w:eastAsia="zh-CN"/>
+        </w:rPr>
+      </w:pPr>
+      <w:r>
+        <w:rPr>
+          <w:rFonts w:ascii="Arial" w:hAnsi="Arial" w:eastAsia="宋体" w:cs="Arial"/>
+          <w:snapToGrid w:val="0"/>
+          <w:color w:val="000000"/>
+          <w:sz w:val="18"/>
+          <w:szCs w:val="21"/>
+          <w:lang w:eastAsia="zh-CN"/>
+        </w:rPr>
+        <w:t>联系电话：</w:t>
+      </w:r>
+      <w:r>
+        <w:rPr>
+          <w:rFonts w:hint="eastAsia" w:ascii="Arial" w:hAnsi="Arial" w:eastAsia="宋体" w:cs="Arial"/>
+          <w:snapToGrid w:val="0"/>
+          <w:color w:val="000000"/>
+          <w:sz w:val="18"/>
+          <w:szCs w:val="21"/>
+          <w:lang w:eastAsia="zh-CN"/>
+        </w:rPr>
+        <w:t>021-33885531</w:t>
+      </w:r>
+    </w:p>
+    <w:p>
+      <w:pPr>
+        <w:kinsoku w:val="0"/>
+        <w:autoSpaceDE w:val="0"/>
+        <w:autoSpaceDN w:val="0"/>
+        <w:adjustRightInd w:val="0"/>
+        <w:snapToGrid w:val="0"/>
+        <w:spacing w:after="0" w:line="360" w:lineRule="auto"/>
+        <w:ind w:firstLine="540" w:firstLineChars="300"/>
+        <w:jc w:val="left"/>
+        <w:textAlignment w:val="baseline"/>
+        <w:rPr>
+          <w:rFonts w:ascii="Arial" w:hAnsi="Arial" w:eastAsia="宋体" w:cs="Arial"/>
+          <w:snapToGrid w:val="0"/>
+          <w:color w:val="000000"/>
+          <w:sz w:val="18"/>
+          <w:szCs w:val="21"/>
+          <w:lang w:eastAsia="zh-CN"/>
+        </w:rPr>
+      </w:pPr>
+      <w:r>
+        <w:rPr>
+          <w:rFonts w:ascii="Arial" w:hAnsi="Arial" w:eastAsia="宋体" w:cs="Arial"/>
+          <w:snapToGrid w:val="0"/>
+          <w:color w:val="000000"/>
+          <w:sz w:val="18"/>
+          <w:szCs w:val="21"/>
+          <w:lang w:eastAsia="zh-CN"/>
+        </w:rPr>
+        <w:t>网址：</w:t>
+      </w:r>
+      <w:r>
+        <w:rPr>
+          <w:rFonts w:ascii="Arial" w:hAnsi="Arial" w:cs="Arial"/>
+          <w:snapToGrid w:val="0"/>
+          <w:color w:val="7030A0"/>
+          <w:sz w:val="18"/>
+          <w:szCs w:val="21"/>
+          <w:lang w:eastAsia="zh-CN"/>
+        </w:rPr>
+        <w:fldChar w:fldCharType="begin"/>
+      </w:r>
+      <w:r>
+        <w:rPr>
+          <w:rFonts w:ascii="Arial" w:hAnsi="Arial" w:cs="Arial"/>
+          <w:snapToGrid w:val="0"/>
+          <w:color w:val="7030A0"/>
+          <w:sz w:val="18"/>
+          <w:szCs w:val="21"/>
+          <w:lang w:eastAsia="zh-CN"/>
+        </w:rPr>
+        <w:instrText xml:space="preserve"> HYPERLINK "https://mall.ichelps.com/" </w:instrText>
+      </w:r>
+      <w:r>
+        <w:rPr>
+          <w:rFonts w:ascii="Arial" w:hAnsi="Arial" w:cs="Arial"/>
+          <w:snapToGrid w:val="0"/>
+          <w:color w:val="7030A0"/>
+          <w:sz w:val="18"/>
+          <w:szCs w:val="21"/>
+          <w:lang w:eastAsia="zh-CN"/>
+        </w:rPr>
+        <w:fldChar w:fldCharType="separate"/>
+      </w:r>
+      <w:r>
+        <w:rPr>
+          <w:rFonts w:hint="eastAsia" w:ascii="Arial" w:hAnsi="Arial" w:eastAsia="宋体" w:cs="Arial"/>
+          <w:snapToGrid w:val="0"/>
+          <w:color w:val="7030A0"/>
+          <w:sz w:val="18"/>
+          <w:szCs w:val="21"/>
+          <w:u w:val="single"/>
+          <w:lang w:eastAsia="zh-CN"/>
+        </w:rPr>
+        <w:t>https://mall.ichelps.com/</w:t>
+      </w:r>
+      <w:r>
+        <w:rPr>
+          <w:rFonts w:hint="eastAsia" w:ascii="Arial" w:hAnsi="Arial" w:eastAsia="宋体" w:cs="Arial"/>
+          <w:snapToGrid w:val="0"/>
+          <w:color w:val="7030A0"/>
+          <w:sz w:val="18"/>
+          <w:szCs w:val="21"/>
+          <w:u w:val="single"/>
+          <w:lang w:eastAsia="zh-CN"/>
+        </w:rPr>
+        <w:fldChar w:fldCharType="end"/>
+      </w:r>
+      <w:r>
+        <w:rPr>
+          <w:rFonts w:hint="eastAsia" w:ascii="Arial" w:hAnsi="Arial" w:eastAsia="宋体" w:cs="Arial"/>
+          <w:snapToGrid w:val="0"/>
+          <w:color w:val="7030A0"/>
+          <w:sz w:val="18"/>
+          <w:szCs w:val="21"/>
+          <w:lang w:eastAsia="zh-CN"/>
+        </w:rPr>
+        <w:t xml:space="preserve"> </w:t>
+      </w:r>
+      <w:r>
+        <w:rPr>
+          <w:rFonts w:hint="eastAsia" w:ascii="Arial" w:hAnsi="Arial" w:eastAsia="宋体" w:cs="Arial"/>
+          <w:snapToGrid w:val="0"/>
+          <w:color w:val="000000"/>
+          <w:sz w:val="18"/>
+          <w:szCs w:val="21"/>
+          <w:lang w:eastAsia="zh-CN"/>
+        </w:rPr>
+        <w:t xml:space="preserve">                                                                                                                                                                                                                                                                                                                                                                                                                                                                                                                                                                                                                                                                                                                                                                                                                                                                                                                                                                                                                                                                                                                                                                                                                                                                                                                                                                                                                                                                                                                                                                                                                                                                                                                                                                                                                                                                                                                                                                                                                                                                                                                                                                                                                                                                                                                                                                                                                                                                                                                                                                                                                                                                                                                                                                                                                                                                                                                                                                                                                                                                                                                                                                                                                                                                                                                                                                                                                                                                                                                                                                                                                                                                                                                                                                                                                                                                                                                                                                                                                                                                                                                                                                                                                </w:t>
+      </w:r>
+      <w:r>
+        <w:rPr>
+          <w:rFonts w:hint="eastAsia" w:ascii="Arial" w:hAnsi="Arial" w:eastAsia="宋体" w:cs="Arial"/>
+          <w:snapToGrid w:val="0"/>
+          <w:color w:val="000000"/>
+          <w:sz w:val="18"/>
+          <w:szCs w:val="21"/>
+          <w:lang w:eastAsia="zh-CN"/>
+        </w:rPr>
+        <w:t xml:space="preserve">                                                                                                                                                                                                                                                                                                                                                                                                                                                                                                                                                                                                                                                                                                                                                                                                                                                                                                                                                                                                                                                                                                                                                                                                                                                                                                                                                                                                                                                                                                                                                                                                                                                                                                                                                                                                                                                                                                                                                                                                                                                                                                                                                                                                                                                                                                                                                                                                                                                                                                                                                                                                                                                                                                                                                                                                                                                                                                                                                                                                                                                                                                                                                                                                                                                                                                                                                                                                                                                                                                                                                                                                                                                                                                                                                                                                                                                                                                                                                                                                                                                                                                                                                                                                                </w:t>
+      </w:r>
+      <w:r>
+        <w:rPr>
+          <w:rFonts w:hint="eastAsia" w:ascii="Arial" w:hAnsi="Arial" w:eastAsia="宋体" w:cs="Arial"/>
+          <w:snapToGrid w:val="0"/>
+          <w:color w:val="000000"/>
+          <w:sz w:val="18"/>
+          <w:szCs w:val="21"/>
+          <w:lang w:eastAsia="zh-CN"/>
+        </w:rPr>
+        <w:t xml:space="preserve">                                                                                                                                                                                                                                                                                                                                                                                                                                                                                                                                                                                                                                                                                                                                                                                                                                                                                                                                                                                                                                                                                                                                                                                                                                                                                                                                                                                                                                                                                                                                                                                                                                                                                                                                                                                                                                                                                                                                                                                                                                                                                                                                                                                                                                                                                                                                                                                                                                                                                                                                                                                                                                                                                                                                                                                                                                                                                                                                                                                                                                                                                                                                                                                                                                                                                                                                                                                                                                                                                                                                                                                                                                                                                                                                                                                                                                                                                                                                                                                                                                                                                                                                                                                                                </w:t>
+      </w:r>
+      <w:r>
+        <w:rPr>
+          <w:rFonts w:hint="eastAsia" w:ascii="Arial" w:hAnsi="Arial" w:eastAsia="宋体" w:cs="Arial"/>
+          <w:snapToGrid w:val="0"/>
+          <w:color w:val="000000"/>
+          <w:sz w:val="18"/>
+          <w:szCs w:val="21"/>
+          <w:lang w:eastAsia="zh-CN"/>
+        </w:rPr>
+        <w:t xml:space="preserve">                                                                                                                                                                                                                                                                                                                                                                                                                                                                                                                                                                                                                                                                                                                                                                                                                                                                                                                                                                                                                                                                                                                                                                                                                                                                                                                                                                                                                                                                                                                                                                                                                                                                                                                                                                                                                                                                                                                                                                                                                                                                                                                                                                                                                                                                                                                                                                                                                                                                                                                                                                                                                                                                                                                                                                                                                                                                                                                                                                                                                                                                                                                                                                                                                                                                                                                                                                                                                           </w:t>
+      </w:r>
+    </w:p>
+    <w:p>
+      <w:pPr>
+        <w:keepNext/>
+        <w:keepLines/>
+        <w:numPr>
+          <w:ilvl w:val="0"/>
+          <w:numId w:val="7"/>
+        </w:numPr>
+        <w:bidi w:val="0"/>
+        <w:spacing w:before="240" w:after="120" w:line="240" w:lineRule="auto"/>
+        <w:ind w:left="425" w:leftChars="0" w:hanging="425" w:firstLineChars="0"/>
+        <w:jc w:val="both"/>
+        <w:outlineLvl w:val="0"/>
+        <w:rPr>
+          <w:rFonts w:hint="eastAsia" w:ascii="微软雅黑" w:hAnsi="微软雅黑" w:eastAsia="微软雅黑" w:cstheme="minorBidi"/>
+          <w:b/>
+          <w:bCs/>
+          <w:color w:val="0C69B2"/>
+          <w:sz w:val="32"/>
+          <w:szCs w:val="32"/>
+          <w:lang w:val="en-US" w:eastAsia="zh-CN" w:bidi="ar-SA"/>
+        </w:rPr>
+      </w:pPr>
+      <w:r>
+        <w:rPr>
+          <w:rFonts w:hint="eastAsia" w:ascii="微软雅黑" w:hAnsi="微软雅黑" w:eastAsia="微软雅黑" w:cstheme="minorBidi"/>
+          <w:b/>
+          <w:bCs/>
+          <w:color w:val="0C69B2"/>
+          <w:sz w:val="32"/>
+          <w:szCs w:val="32"/>
+          <w:lang w:val="en-US" w:eastAsia="zh-CN" w:bidi="ar-SA"/>
+        </w:rPr>
+        <w:t>本文档中的信息如有变更，恕不另行通知</w:t>
+      </w:r>
+    </w:p>
+    <w:p>
+      <w:pPr>
+        <w:kinsoku w:val="0"/>
+        <w:autoSpaceDE w:val="0"/>
+        <w:autoSpaceDN w:val="0"/>
+        <w:adjustRightInd w:val="0"/>
+        <w:snapToGrid w:val="0"/>
+        <w:spacing w:before="101" w:after="0" w:line="224" w:lineRule="auto"/>
+        <w:ind w:left="51" w:firstLine="0"/>
+        <w:jc w:val="left"/>
+        <w:textAlignment w:val="baseline"/>
+        <w:rPr>
+          <w:rFonts w:hint="eastAsia" w:ascii="Arial" w:hAnsi="Arial" w:eastAsia="微软雅黑" w:cs="Arial"/>
+          <w:b/>
+          <w:bCs/>
+          <w:snapToGrid w:val="0"/>
+          <w:color w:val="0070C0"/>
+          <w:sz w:val="31"/>
+          <w:szCs w:val="31"/>
+          <w:lang w:eastAsia="zh-CN"/>
+        </w:rPr>
+      </w:pPr>
+    </w:p>
+    <w:p>
+      <w:pPr>
+        <w:kinsoku w:val="0"/>
+        <w:autoSpaceDE w:val="0"/>
+        <w:autoSpaceDN w:val="0"/>
+        <w:adjustRightInd w:val="0"/>
+        <w:snapToGrid w:val="0"/>
+        <w:spacing w:before="101" w:after="0" w:line="224" w:lineRule="auto"/>
+        <w:ind w:left="51" w:firstLine="0"/>
+        <w:jc w:val="left"/>
+        <w:textAlignment w:val="baseline"/>
+        <w:rPr>
+          <w:rFonts w:hint="eastAsia" w:ascii="Arial" w:hAnsi="Arial" w:eastAsia="微软雅黑" w:cs="Arial"/>
+          <w:b/>
+          <w:bCs/>
+          <w:snapToGrid w:val="0"/>
+          <w:color w:val="0070C0"/>
+          <w:sz w:val="31"/>
+          <w:szCs w:val="31"/>
+          <w:lang w:eastAsia="zh-CN"/>
+        </w:rPr>
+      </w:pPr>
+    </w:p>
+    <w:p>
+      <w:pPr>
+        <w:kinsoku w:val="0"/>
+        <w:autoSpaceDE w:val="0"/>
+        <w:autoSpaceDN w:val="0"/>
+        <w:adjustRightInd w:val="0"/>
+        <w:snapToGrid w:val="0"/>
+        <w:spacing w:before="101" w:after="0" w:line="224" w:lineRule="auto"/>
+        <w:ind w:left="51" w:firstLine="0"/>
+        <w:jc w:val="left"/>
+        <w:textAlignment w:val="baseline"/>
+        <w:rPr>
+          <w:rFonts w:hint="eastAsia" w:ascii="Arial" w:hAnsi="Arial" w:eastAsia="微软雅黑" w:cs="Arial"/>
+          <w:b/>
+          <w:bCs/>
+          <w:snapToGrid w:val="0"/>
+          <w:color w:val="0070C0"/>
+          <w:sz w:val="31"/>
+          <w:szCs w:val="31"/>
+          <w:lang w:eastAsia="zh-CN"/>
+        </w:rPr>
+      </w:pPr>
+    </w:p>
+    <w:p>
+      <w:pPr>
+        <w:kinsoku w:val="0"/>
+        <w:autoSpaceDE w:val="0"/>
+        <w:autoSpaceDN w:val="0"/>
+        <w:adjustRightInd w:val="0"/>
+        <w:snapToGrid w:val="0"/>
+        <w:spacing w:before="101" w:after="0" w:line="224" w:lineRule="auto"/>
+        <w:ind w:left="51" w:firstLine="0"/>
+        <w:jc w:val="left"/>
+        <w:textAlignment w:val="baseline"/>
+        <w:rPr>
+          <w:rFonts w:hint="eastAsia" w:ascii="Arial" w:hAnsi="Arial" w:eastAsia="微软雅黑" w:cs="Arial"/>
+          <w:b/>
+          <w:bCs/>
+          <w:snapToGrid w:val="0"/>
+          <w:color w:val="0070C0"/>
+          <w:sz w:val="31"/>
+          <w:szCs w:val="31"/>
+          <w:lang w:eastAsia="zh-CN"/>
+        </w:rPr>
+      </w:pPr>
+    </w:p>
+    <w:p>
+      <w:pPr>
+        <w:kinsoku w:val="0"/>
+        <w:autoSpaceDE w:val="0"/>
+        <w:autoSpaceDN w:val="0"/>
+        <w:adjustRightInd w:val="0"/>
+        <w:snapToGrid w:val="0"/>
+        <w:spacing w:before="101" w:after="0" w:line="224" w:lineRule="auto"/>
+        <w:ind w:left="51" w:firstLine="0"/>
+        <w:jc w:val="left"/>
+        <w:textAlignment w:val="baseline"/>
+        <w:rPr>
+          <w:rFonts w:hint="eastAsia" w:ascii="Arial" w:hAnsi="Arial" w:eastAsia="微软雅黑" w:cs="Arial"/>
+          <w:b/>
+          <w:bCs/>
+          <w:snapToGrid w:val="0"/>
+          <w:color w:val="0070C0"/>
+          <w:sz w:val="31"/>
+          <w:szCs w:val="31"/>
+          <w:lang w:eastAsia="zh-CN"/>
+        </w:rPr>
+      </w:pPr>
+    </w:p>
+    <w:p>
+      <w:pPr>
+        <w:kinsoku w:val="0"/>
+        <w:autoSpaceDE w:val="0"/>
+        <w:autoSpaceDN w:val="0"/>
+        <w:adjustRightInd w:val="0"/>
+        <w:snapToGrid w:val="0"/>
+        <w:spacing w:after="0" w:line="240" w:lineRule="auto"/>
+        <w:ind w:firstLine="0"/>
+        <w:jc w:val="center"/>
+        <w:textAlignment w:val="baseline"/>
+        <w:rPr>
+          <w:rFonts w:ascii="Arial" w:hAnsi="Arial" w:cs="Arial"/>
+          <w:snapToGrid w:val="0"/>
+          <w:color w:val="000000"/>
+          <w:sz w:val="18"/>
+          <w:szCs w:val="21"/>
+          <w:lang w:eastAsia="zh-CN"/>
+        </w:rPr>
+      </w:pPr>
+    </w:p>
+    <w:p>
+      <w:pPr>
+        <w:kinsoku w:val="0"/>
+        <w:autoSpaceDE w:val="0"/>
+        <w:autoSpaceDN w:val="0"/>
+        <w:adjustRightInd w:val="0"/>
+        <w:snapToGrid w:val="0"/>
+        <w:spacing w:after="0" w:line="240" w:lineRule="auto"/>
+        <w:ind w:firstLine="0"/>
+        <w:jc w:val="both"/>
+        <w:textAlignment w:val="baseline"/>
+        <w:rPr>
+          <w:rFonts w:ascii="Arial" w:hAnsi="Arial" w:cs="Arial"/>
+          <w:snapToGrid w:val="0"/>
+          <w:color w:val="000000"/>
+          <w:sz w:val="18"/>
+          <w:szCs w:val="21"/>
+          <w:lang w:eastAsia="zh-CN"/>
+        </w:rPr>
+      </w:pPr>
+    </w:p>
+    <w:p>
+      <w:pPr>
+        <w:kinsoku w:val="0"/>
+        <w:autoSpaceDE w:val="0"/>
+        <w:autoSpaceDN w:val="0"/>
+        <w:adjustRightInd w:val="0"/>
+        <w:snapToGrid w:val="0"/>
+        <w:spacing w:after="0" w:line="240" w:lineRule="auto"/>
+        <w:ind w:firstLine="0"/>
+        <w:jc w:val="both"/>
+        <w:textAlignment w:val="baseline"/>
+        <w:rPr>
+          <w:rFonts w:ascii="Arial" w:hAnsi="Arial" w:cs="Arial"/>
+          <w:snapToGrid w:val="0"/>
+          <w:color w:val="000000"/>
+          <w:sz w:val="18"/>
+          <w:szCs w:val="21"/>
+          <w:lang w:eastAsia="zh-CN"/>
+        </w:rPr>
+      </w:pPr>
+    </w:p>
+    <w:p>
+      <w:pPr>
+        <w:kinsoku w:val="0"/>
+        <w:autoSpaceDE w:val="0"/>
+        <w:autoSpaceDN w:val="0"/>
+        <w:adjustRightInd w:val="0"/>
+        <w:snapToGrid w:val="0"/>
+        <w:spacing w:after="0" w:line="240" w:lineRule="auto"/>
+        <w:ind w:firstLine="0"/>
+        <w:jc w:val="both"/>
+        <w:textAlignment w:val="baseline"/>
+        <w:rPr>
+          <w:rFonts w:ascii="Arial" w:hAnsi="Arial" w:cs="Arial"/>
+          <w:snapToGrid w:val="0"/>
+          <w:color w:val="000000"/>
+          <w:sz w:val="18"/>
+          <w:szCs w:val="21"/>
+          <w:lang w:eastAsia="zh-CN"/>
+        </w:rPr>
+      </w:pPr>
+    </w:p>
+    <w:p>
+      <w:pPr>
+        <w:kinsoku w:val="0"/>
+        <w:autoSpaceDE w:val="0"/>
+        <w:autoSpaceDN w:val="0"/>
+        <w:adjustRightInd w:val="0"/>
+        <w:snapToGrid w:val="0"/>
+        <w:spacing w:after="0" w:line="240" w:lineRule="auto"/>
+        <w:ind w:firstLine="0"/>
+        <w:jc w:val="both"/>
+        <w:textAlignment w:val="baseline"/>
+        <w:rPr>
+          <w:rFonts w:ascii="Arial" w:hAnsi="Arial" w:cs="Arial"/>
+          <w:snapToGrid w:val="0"/>
+          <w:color w:val="000000"/>
+          <w:sz w:val="18"/>
+          <w:szCs w:val="21"/>
+          <w:lang w:eastAsia="zh-CN"/>
+        </w:rPr>
+      </w:pPr>
+    </w:p>
+    <w:p>
+      <w:pPr>
+        <w:kinsoku w:val="0"/>
+        <w:autoSpaceDE w:val="0"/>
+        <w:autoSpaceDN w:val="0"/>
+        <w:adjustRightInd w:val="0"/>
+        <w:snapToGrid w:val="0"/>
+        <w:spacing w:after="0" w:line="240" w:lineRule="auto"/>
+        <w:ind w:firstLine="0"/>
+        <w:jc w:val="center"/>
+        <w:textAlignment w:val="baseline"/>
+        <w:rPr>
+          <w:rFonts w:ascii="Arial" w:hAnsi="Arial" w:cs="Arial"/>
+          <w:snapToGrid w:val="0"/>
+          <w:color w:val="000000"/>
+          <w:sz w:val="18"/>
+          <w:szCs w:val="21"/>
+          <w:lang w:eastAsia="zh-CN"/>
+        </w:rPr>
+      </w:pPr>
+      <w:r>
+        <w:rPr>
+          <w:rFonts w:ascii="Arial" w:hAnsi="Arial" w:cs="Arial"/>
+          <w:snapToGrid w:val="0"/>
+          <w:color w:val="000000"/>
+          <w:sz w:val="18"/>
+          <w:szCs w:val="21"/>
+          <w:lang w:eastAsia="zh-CN"/>
+        </w:rPr>
+        <w:drawing>
+          <wp:inline distT="0" distB="0" distL="114300" distR="114300">
+            <wp:extent cx="2225040" cy="2221230"/>
+            <wp:effectExtent l="12700" t="12700" r="29210" b="13970"/>
+            <wp:docPr id="72" name="图片 65"/>
+            <wp:cNvGraphicFramePr>
+              <a:graphicFrameLocks xmlns:a="http://schemas.openxmlformats.org/drawingml/2006/main" noChangeAspect="1"/>
+            </wp:cNvGraphicFramePr>
+            <a:graphic xmlns:a="http://schemas.openxmlformats.org/drawingml/2006/main">
+              <a:graphicData uri="http://schemas.openxmlformats.org/drawingml/2006/picture">
+                <pic:pic xmlns:pic="http://schemas.openxmlformats.org/drawingml/2006/picture">
+                  <pic:nvPicPr>
+                    <pic:cNvPr id="72" name="图片 65"/>
+                    <pic:cNvPicPr>
+                      <a:picLocks noChangeAspect="1"/>
+                    </pic:cNvPicPr>
+                  </pic:nvPicPr>
+                  <pic:blipFill>
+                    <a:blip r:embed="rId8"/>
+                    <a:stretch>
+                      <a:fillRect/>
+                    </a:stretch>
+                  </pic:blipFill>
+                  <pic:spPr>
+                    <a:xfrm>
+                      <a:off x="0" y="0"/>
+                      <a:ext cx="2225040" cy="2221230"/>
+                    </a:xfrm>
+                    <a:prstGeom prst="rect">
+                      <a:avLst/>
+                    </a:prstGeom>
+                    <a:noFill/>
+                    <a:ln w="12700">
+                      <a:solidFill>
+                        <a:srgbClr val="000000"/>
+                      </a:solidFill>
+                      <a:prstDash val="sysDot"/>
+                    </a:ln>
+                  </pic:spPr>
+                </pic:pic>
+              </a:graphicData>
+            </a:graphic>
+          </wp:inline>
+        </w:drawing>
+      </w:r>
+    </w:p>
+    <w:p>
+      <w:pPr>
+        <w:kinsoku w:val="0"/>
+        <w:autoSpaceDE w:val="0"/>
+        <w:autoSpaceDN w:val="0"/>
+        <w:adjustRightInd w:val="0"/>
+        <w:snapToGrid w:val="0"/>
+        <w:spacing w:after="0" w:line="240" w:lineRule="auto"/>
+        <w:ind w:firstLine="0"/>
+        <w:jc w:val="center"/>
+        <w:textAlignment w:val="baseline"/>
+        <w:rPr>
+          <w:rFonts w:ascii="Arial" w:hAnsi="Arial" w:cs="Arial"/>
+          <w:snapToGrid w:val="0"/>
+          <w:color w:val="000000"/>
+          <w:sz w:val="18"/>
+          <w:szCs w:val="21"/>
+          <w:lang w:eastAsia="zh-CN"/>
+        </w:rPr>
+      </w:pPr>
+      <w:r>
+        <w:rPr>
+          <w:rFonts w:hint="eastAsia" w:ascii="Arial" w:hAnsi="Arial" w:cs="Arial"/>
+          <w:snapToGrid w:val="0"/>
+          <w:color w:val="000000"/>
+          <w:sz w:val="18"/>
+          <w:szCs w:val="21"/>
+          <w:lang w:eastAsia="zh-CN"/>
+        </w:rPr>
+        <w:t>请使用微信扫码进入</w:t>
+      </w:r>
+    </w:p>
+    <w:p>
+      <w:pPr>
+        <w:kinsoku w:val="0"/>
+        <w:autoSpaceDE w:val="0"/>
+        <w:autoSpaceDN w:val="0"/>
+        <w:adjustRightInd w:val="0"/>
+        <w:snapToGrid w:val="0"/>
+        <w:spacing w:after="0" w:line="240" w:lineRule="auto"/>
+        <w:ind w:firstLine="0"/>
+        <w:jc w:val="center"/>
+        <w:textAlignment w:val="baseline"/>
+        <w:rPr>
+          <w:rFonts w:ascii="Arial" w:hAnsi="Arial" w:cs="Arial"/>
+          <w:snapToGrid w:val="0"/>
+          <w:color w:val="000000"/>
+          <w:sz w:val="18"/>
+          <w:szCs w:val="21"/>
+          <w:lang w:eastAsia="zh-CN"/>
+        </w:rPr>
+      </w:pPr>
+      <w:r>
+        <w:rPr>
+          <w:rFonts w:hint="eastAsia" w:ascii="Arial" w:hAnsi="Arial" w:cs="Arial"/>
+          <w:snapToGrid w:val="0"/>
+          <w:color w:val="000000"/>
+          <w:sz w:val="18"/>
+          <w:szCs w:val="21"/>
+          <w:lang w:eastAsia="zh-CN"/>
+        </w:rPr>
+        <w:t>芯片助手ICHELPS小程序</w:t>
+      </w:r>
+    </w:p>
+    <w:p>
+      <w:pPr>
+        <w:kinsoku w:val="0"/>
+        <w:autoSpaceDE w:val="0"/>
+        <w:autoSpaceDN w:val="0"/>
+        <w:adjustRightInd w:val="0"/>
+        <w:snapToGrid w:val="0"/>
+        <w:spacing w:after="0" w:line="240" w:lineRule="auto"/>
+        <w:ind w:firstLine="3001" w:firstLineChars="1000"/>
+        <w:jc w:val="left"/>
+        <w:textAlignment w:val="baseline"/>
+        <w:rPr>
+          <w:rFonts w:hint="eastAsia" w:ascii="微软雅黑" w:hAnsi="微软雅黑" w:eastAsia="微软雅黑" w:cs="微软雅黑"/>
+          <w:b/>
+          <w:bCs/>
+          <w:snapToGrid w:val="0"/>
+          <w:color w:val="0070C0"/>
+          <w:sz w:val="30"/>
+          <w:szCs w:val="30"/>
+          <w:lang w:eastAsia="zh-CN" w:bidi="ar"/>
+        </w:rPr>
+      </w:pPr>
+      <w:r>
+        <w:rPr>
+          <w:rFonts w:hint="eastAsia" w:ascii="微软雅黑" w:hAnsi="微软雅黑" w:eastAsia="微软雅黑" w:cs="微软雅黑"/>
+          <w:b/>
+          <w:bCs/>
+          <w:snapToGrid w:val="0"/>
+          <w:color w:val="0070C0"/>
+          <w:sz w:val="30"/>
+          <w:szCs w:val="30"/>
+          <w:lang w:eastAsia="zh-CN" w:bidi="ar"/>
+        </w:rPr>
+        <w:t>查资料 查替代 查库存 查价格</w:t>
+      </w:r>
+    </w:p>
+    <w:p>
+      <w:pPr>
+        <w:kinsoku w:val="0"/>
+        <w:autoSpaceDE w:val="0"/>
+        <w:autoSpaceDN w:val="0"/>
+        <w:adjustRightInd w:val="0"/>
+        <w:snapToGrid w:val="0"/>
+        <w:spacing w:after="0" w:line="240" w:lineRule="auto"/>
+        <w:jc w:val="left"/>
+        <w:textAlignment w:val="baseline"/>
+        <w:rPr>
+          <w:rFonts w:hint="eastAsia" w:ascii="微软雅黑" w:hAnsi="微软雅黑" w:eastAsia="微软雅黑" w:cs="微软雅黑"/>
+          <w:b/>
+          <w:bCs/>
+          <w:snapToGrid w:val="0"/>
+          <w:color w:val="0070C0"/>
+          <w:sz w:val="30"/>
+          <w:szCs w:val="30"/>
+          <w:lang w:eastAsia="zh-CN" w:bidi="ar"/>
+        </w:rPr>
+      </w:pPr>
+    </w:p>
+    <w:p>
+      <w:pPr>
+        <w:kinsoku w:val="0"/>
+        <w:autoSpaceDE w:val="0"/>
+        <w:autoSpaceDN w:val="0"/>
+        <w:adjustRightInd w:val="0"/>
+        <w:snapToGrid w:val="0"/>
+        <w:spacing w:after="0" w:line="240" w:lineRule="auto"/>
+        <w:jc w:val="left"/>
+        <w:textAlignment w:val="baseline"/>
+        <w:rPr>
+          <w:rFonts w:hint="eastAsia" w:ascii="Arial" w:hAnsi="Arial" w:eastAsia="微软雅黑" w:cs="Arial"/>
+          <w:snapToGrid w:val="0"/>
+          <w:color w:val="000000"/>
+          <w:sz w:val="24"/>
+          <w:szCs w:val="21"/>
+          <w:lang w:eastAsia="zh-CN"/>
+        </w:rPr>
+      </w:pPr>
+    </w:p>
+    <w:p>
+      <w:pPr>
+        <w:kinsoku w:val="0"/>
+        <w:autoSpaceDE w:val="0"/>
+        <w:autoSpaceDN w:val="0"/>
+        <w:adjustRightInd w:val="0"/>
+        <w:snapToGrid w:val="0"/>
+        <w:spacing w:after="0" w:line="240" w:lineRule="auto"/>
+        <w:jc w:val="left"/>
+        <w:textAlignment w:val="baseline"/>
+        <w:rPr>
+          <w:rFonts w:hint="eastAsia" w:ascii="Arial" w:hAnsi="Arial" w:eastAsia="微软雅黑" w:cs="Arial"/>
+          <w:snapToGrid w:val="0"/>
+          <w:color w:val="000000"/>
+          <w:sz w:val="24"/>
+          <w:szCs w:val="21"/>
+          <w:lang w:eastAsia="zh-CN"/>
+        </w:rPr>
+      </w:pPr>
+    </w:p>
+    <w:p>
+      <w:pPr>
+        <w:kinsoku w:val="0"/>
+        <w:autoSpaceDE w:val="0"/>
+        <w:autoSpaceDN w:val="0"/>
+        <w:adjustRightInd w:val="0"/>
+        <w:snapToGrid w:val="0"/>
+        <w:spacing w:after="0" w:line="240" w:lineRule="auto"/>
+        <w:jc w:val="left"/>
+        <w:textAlignment w:val="baseline"/>
+        <w:rPr>
+          <w:rFonts w:hint="eastAsia" w:ascii="Arial" w:hAnsi="Arial" w:eastAsia="微软雅黑" w:cs="Arial"/>
+          <w:snapToGrid w:val="0"/>
+          <w:color w:val="000000"/>
+          <w:sz w:val="24"/>
+          <w:szCs w:val="21"/>
+          <w:lang w:eastAsia="zh-CN"/>
+        </w:rPr>
+      </w:pPr>
+    </w:p>
+    <w:p>
+      <w:pPr>
+        <w:kinsoku w:val="0"/>
+        <w:autoSpaceDE w:val="0"/>
+        <w:autoSpaceDN w:val="0"/>
+        <w:adjustRightInd w:val="0"/>
+        <w:snapToGrid w:val="0"/>
+        <w:spacing w:after="0" w:line="240" w:lineRule="auto"/>
+        <w:jc w:val="left"/>
+        <w:textAlignment w:val="baseline"/>
+        <w:rPr>
+          <w:rFonts w:hint="eastAsia" w:ascii="Arial" w:hAnsi="Arial" w:eastAsia="微软雅黑" w:cs="Arial"/>
+          <w:snapToGrid w:val="0"/>
+          <w:color w:val="000000"/>
+          <w:sz w:val="24"/>
+          <w:szCs w:val="21"/>
+          <w:lang w:eastAsia="zh-CN"/>
+        </w:rPr>
+      </w:pPr>
+    </w:p>
+    <w:p>
+      <w:pPr>
+        <w:kinsoku w:val="0"/>
+        <w:autoSpaceDE w:val="0"/>
+        <w:autoSpaceDN w:val="0"/>
+        <w:adjustRightInd w:val="0"/>
+        <w:snapToGrid w:val="0"/>
+        <w:spacing w:after="0" w:line="240" w:lineRule="auto"/>
+        <w:jc w:val="left"/>
+        <w:textAlignment w:val="baseline"/>
+        <w:rPr>
+          <w:rFonts w:hint="eastAsia" w:ascii="Arial" w:hAnsi="Arial" w:eastAsia="微软雅黑" w:cs="Arial"/>
+          <w:snapToGrid w:val="0"/>
+          <w:color w:val="000000"/>
+          <w:sz w:val="24"/>
+          <w:szCs w:val="21"/>
+          <w:lang w:eastAsia="zh-CN"/>
+        </w:rPr>
+      </w:pPr>
+    </w:p>
+    <w:p>
+      <w:pPr>
+        <w:kinsoku w:val="0"/>
+        <w:autoSpaceDE w:val="0"/>
+        <w:autoSpaceDN w:val="0"/>
+        <w:adjustRightInd w:val="0"/>
+        <w:snapToGrid w:val="0"/>
+        <w:spacing w:after="0" w:line="240" w:lineRule="auto"/>
+        <w:jc w:val="left"/>
+        <w:textAlignment w:val="baseline"/>
+        <w:rPr>
+          <w:rFonts w:hint="eastAsia" w:ascii="Arial" w:hAnsi="Arial" w:eastAsia="微软雅黑" w:cs="Arial"/>
+          <w:snapToGrid w:val="0"/>
+          <w:color w:val="000000"/>
+          <w:sz w:val="24"/>
+          <w:szCs w:val="21"/>
+          <w:lang w:eastAsia="zh-CN"/>
+        </w:rPr>
+      </w:pPr>
+    </w:p>
+    <w:p>
+      <w:pPr>
+        <w:kinsoku w:val="0"/>
+        <w:autoSpaceDE w:val="0"/>
+        <w:autoSpaceDN w:val="0"/>
+        <w:adjustRightInd w:val="0"/>
+        <w:snapToGrid w:val="0"/>
+        <w:spacing w:after="0" w:line="240" w:lineRule="auto"/>
+        <w:jc w:val="left"/>
+        <w:textAlignment w:val="baseline"/>
+        <w:rPr>
+          <w:rFonts w:hint="eastAsia" w:ascii="Arial" w:hAnsi="Arial" w:eastAsia="微软雅黑" w:cs="Arial"/>
+          <w:snapToGrid w:val="0"/>
+          <w:color w:val="000000"/>
+          <w:sz w:val="24"/>
+          <w:szCs w:val="21"/>
+          <w:lang w:eastAsia="zh-CN"/>
+        </w:rPr>
+      </w:pPr>
+    </w:p>
+    <w:p>
+      <w:pPr>
+        <w:kinsoku w:val="0"/>
+        <w:autoSpaceDE w:val="0"/>
+        <w:autoSpaceDN w:val="0"/>
+        <w:adjustRightInd w:val="0"/>
+        <w:snapToGrid w:val="0"/>
+        <w:spacing w:after="0" w:line="240" w:lineRule="auto"/>
+        <w:ind w:firstLine="0"/>
+        <w:jc w:val="center"/>
+        <w:textAlignment w:val="baseline"/>
+        <w:rPr>
+          <w:rFonts w:ascii="Arial" w:hAnsi="Arial" w:eastAsia="微软雅黑" w:cs="Arial"/>
+          <w:snapToGrid w:val="0"/>
+          <w:color w:val="000000"/>
+          <w:sz w:val="18"/>
+          <w:szCs w:val="21"/>
+          <w:lang w:eastAsia="zh-CN"/>
+        </w:rPr>
+      </w:pPr>
+      <w:r>
+        <w:rPr>
+          <w:rFonts w:ascii="Arial" w:hAnsi="Arial" w:eastAsia="微软雅黑" w:cs="Arial"/>
+          <w:snapToGrid w:val="0"/>
+          <w:color w:val="000000"/>
+          <w:sz w:val="24"/>
+          <w:szCs w:val="21"/>
+          <w:lang w:eastAsia="zh-CN"/>
+        </w:rPr>
+        <w:t>招募中国区各省代理，联系电话：</w:t>
+      </w:r>
+      <w:r>
+        <w:rPr>
+          <w:rFonts w:hint="eastAsia" w:ascii="Arial" w:hAnsi="Arial" w:eastAsia="微软雅黑" w:cs="Arial"/>
+          <w:snapToGrid w:val="0"/>
+          <w:color w:val="000000"/>
+          <w:sz w:val="24"/>
+          <w:szCs w:val="21"/>
+          <w:lang w:eastAsia="zh-CN"/>
+        </w:rPr>
+        <w:t>021-33885531</w:t>
+      </w:r>
+    </w:p>
+    <w:p>
+      <w:bookmarkStart w:id="0" w:name="_GoBack"/>
+      <w:bookmarkEnd w:id="0"/>
     </w:p>
     <w:sectPr>
       <w:headerReference r:id="rId5" w:type="default"/>
       <w:footerReference r:id="rId6" w:type="default"/>
       <w:pgSz w:w="11906" w:h="16838"/>
-      <w:pgMar w:top="1395" w:right="828" w:bottom="1395" w:left="828" w:header="850" w:footer="992" w:gutter="0"/>
-      <w:cols w:space="720" w:num="1"/>
+      <w:pgMar w:top="1701" w:right="828" w:bottom="1417" w:left="828" w:header="283" w:footer="567" w:gutter="0"/>
+      <w:paperSrc/>
+      <w:pgNumType w:fmt="decimal"/>
+      <w:cols w:space="0" w:num="1"/>
+      <w:rtlGutter w:val="0"/>
       <w:docGrid w:linePitch="360" w:charSpace="0"/>
     </w:sectPr>
   </w:body>
@@ -472,25 +2069,277 @@
   <w:p>
     <w:pPr>
       <w:pStyle w:val="24"/>
-      <w:jc w:val="center"/>
+      <w:ind w:left="0" w:leftChars="0" w:firstLine="0" w:firstLineChars="0"/>
+      <w:jc w:val="distribute"/>
+      <w:rPr>
+        <w:rFonts w:hint="default" w:eastAsia="宋体"/>
+        <w:lang w:val="en-US" w:eastAsia="zh-CN"/>
+      </w:rPr>
     </w:pPr>
     <w:r>
       <w:rPr>
         <w:sz w:val="18"/>
       </w:rPr>
-      <w:fldChar w:fldCharType="begin"/>
+      <mc:AlternateContent>
+        <mc:Choice Requires="wps">
+          <w:drawing>
+            <wp:anchor distT="0" distB="0" distL="114300" distR="114300" simplePos="0" relativeHeight="251659264" behindDoc="0" locked="0" layoutInCell="1" allowOverlap="1">
+              <wp:simplePos x="0" y="0"/>
+              <wp:positionH relativeFrom="margin">
+                <wp:align>center</wp:align>
+              </wp:positionH>
+              <wp:positionV relativeFrom="paragraph">
+                <wp:posOffset>0</wp:posOffset>
+              </wp:positionV>
+              <wp:extent cx="1828800" cy="1828800"/>
+              <wp:effectExtent l="0" t="0" r="0" b="0"/>
+              <wp:wrapNone/>
+              <wp:docPr id="2" name="文本框 2"/>
+              <wp:cNvGraphicFramePr/>
+              <a:graphic xmlns:a="http://schemas.openxmlformats.org/drawingml/2006/main">
+                <a:graphicData uri="http://schemas.microsoft.com/office/word/2010/wordprocessingShape">
+                  <wps:wsp>
+                    <wps:cNvSpPr txBox="1"/>
+                    <wps:spPr>
+                      <a:xfrm>
+                        <a:off x="0" y="0"/>
+                        <a:ext cx="1828800" cy="1828800"/>
+                      </a:xfrm>
+                      <a:prstGeom prst="rect">
+                        <a:avLst/>
+                      </a:prstGeom>
+                      <a:noFill/>
+                      <a:ln w="6350">
+                        <a:noFill/>
+                      </a:ln>
+                      <a:extLst>
+                        <a:ext uri="{909E8E84-426E-40DD-AFC4-6F175D3DCCD1}">
+                          <a14:hiddenFill xmlns:a14="http://schemas.microsoft.com/office/drawing/2010/main">
+                            <a:solidFill>
+                              <a:schemeClr val="lt1"/>
+                            </a:solidFill>
+                          </a14:hiddenFill>
+                        </a:ext>
+                        <a:ext uri="{91240B29-F687-4F45-9708-019B960494DF}">
+                          <a14:hiddenLine xmlns:a14="http://schemas.microsoft.com/office/drawing/2010/main" w="6350">
+                            <a:solidFill>
+                              <a:prstClr val="black"/>
+                            </a:solidFill>
+                          </a14:hiddenLine>
+                        </a:ext>
+                      </a:extLst>
+                    </wps:spPr>
+                    <wps:style>
+                      <a:lnRef idx="0">
+                        <a:schemeClr val="accent1"/>
+                      </a:lnRef>
+                      <a:fillRef idx="0">
+                        <a:schemeClr val="accent1"/>
+                      </a:fillRef>
+                      <a:effectRef idx="0">
+                        <a:schemeClr val="accent1"/>
+                      </a:effectRef>
+                      <a:fontRef idx="minor">
+                        <a:schemeClr val="dk1"/>
+                      </a:fontRef>
+                    </wps:style>
+                    <wps:txbx>
+                      <w:txbxContent>
+                        <w:p>
+                          <w:pPr>
+                            <w:pStyle w:val="24"/>
+                            <w:ind w:left="0" w:leftChars="0" w:firstLine="0" w:firstLineChars="0"/>
+                            <w:rPr>
+                              <w:rFonts w:hint="default" w:ascii="Arial" w:hAnsi="Arial" w:cs="Arial"/>
+                              <w:color w:val="0070C0"/>
+                              <w:sz w:val="18"/>
+                              <w:szCs w:val="18"/>
+                            </w:rPr>
+                          </w:pPr>
+                          <w:r>
+                            <w:rPr>
+                              <w:rFonts w:hint="default" w:ascii="Arial" w:hAnsi="Arial" w:cs="Arial"/>
+                              <w:color w:val="0070C0"/>
+                              <w:sz w:val="18"/>
+                              <w:szCs w:val="18"/>
+                            </w:rPr>
+                            <w:fldChar w:fldCharType="begin"/>
+                          </w:r>
+                          <w:r>
+                            <w:rPr>
+                              <w:rFonts w:hint="default" w:ascii="Arial" w:hAnsi="Arial" w:cs="Arial"/>
+                              <w:color w:val="0070C0"/>
+                              <w:sz w:val="18"/>
+                              <w:szCs w:val="18"/>
+                            </w:rPr>
+                            <w:instrText xml:space="preserve"> PAGE  \* MERGEFORMAT </w:instrText>
+                          </w:r>
+                          <w:r>
+                            <w:rPr>
+                              <w:rFonts w:hint="default" w:ascii="Arial" w:hAnsi="Arial" w:cs="Arial"/>
+                              <w:color w:val="0070C0"/>
+                              <w:sz w:val="18"/>
+                              <w:szCs w:val="18"/>
+                            </w:rPr>
+                            <w:fldChar w:fldCharType="separate"/>
+                          </w:r>
+                          <w:r>
+                            <w:rPr>
+                              <w:rFonts w:hint="default" w:ascii="Arial" w:hAnsi="Arial" w:cs="Arial"/>
+                              <w:color w:val="0070C0"/>
+                              <w:sz w:val="18"/>
+                              <w:szCs w:val="18"/>
+                            </w:rPr>
+                            <w:t>1</w:t>
+                          </w:r>
+                          <w:r>
+                            <w:rPr>
+                              <w:rFonts w:hint="default" w:ascii="Arial" w:hAnsi="Arial" w:cs="Arial"/>
+                              <w:color w:val="0070C0"/>
+                              <w:sz w:val="18"/>
+                              <w:szCs w:val="18"/>
+                            </w:rPr>
+                            <w:fldChar w:fldCharType="end"/>
+                          </w:r>
+                        </w:p>
+                      </w:txbxContent>
+                    </wps:txbx>
+                    <wps:bodyPr rot="0" spcFirstLastPara="0" vertOverflow="overflow" horzOverflow="overflow" vert="horz" wrap="none" lIns="0" tIns="0" rIns="0" bIns="0" numCol="1" spcCol="0" rtlCol="0" fromWordArt="0" anchor="t" anchorCtr="0" forceAA="0" upright="0" compatLnSpc="1">
+                      <a:spAutoFit/>
+                    </wps:bodyPr>
+                  </wps:wsp>
+                </a:graphicData>
+              </a:graphic>
+            </wp:anchor>
+          </w:drawing>
+        </mc:Choice>
+        <mc:Fallback>
+          <w:pict>
+            <v:shape id="_x0000_s1026" o:spid="_x0000_s1026" o:spt="202" type="#_x0000_t202" style="position:absolute;left:0pt;margin-top:0pt;height:144pt;width:144pt;mso-position-horizontal:center;mso-position-horizontal-relative:margin;mso-wrap-style:none;z-index:251659264;mso-width-relative:page;mso-height-relative:page;" filled="f" stroked="f" coordsize="21600,21600" o:gfxdata="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">
+              <v:fill on="f" focussize="0,0"/>
+              <v:stroke on="f" weight="0.5pt"/>
+              <v:imagedata o:title=""/>
+              <o:lock v:ext="edit" aspectratio="f"/>
+              <v:textbox inset="0mm,0mm,0mm,0mm" style="mso-fit-shape-to-text:t;">
+                <w:txbxContent>
+                  <w:p>
+                    <w:pPr>
+                      <w:pStyle w:val="24"/>
+                      <w:ind w:left="0" w:leftChars="0" w:firstLine="0" w:firstLineChars="0"/>
+                      <w:rPr>
+                        <w:rFonts w:hint="default" w:ascii="Arial" w:hAnsi="Arial" w:cs="Arial"/>
+                        <w:color w:val="0070C0"/>
+                        <w:sz w:val="18"/>
+                        <w:szCs w:val="18"/>
+                      </w:rPr>
+                    </w:pPr>
+                    <w:r>
+                      <w:rPr>
+                        <w:rFonts w:hint="default" w:ascii="Arial" w:hAnsi="Arial" w:cs="Arial"/>
+                        <w:color w:val="0070C0"/>
+                        <w:sz w:val="18"/>
+                        <w:szCs w:val="18"/>
+                      </w:rPr>
+                      <w:fldChar w:fldCharType="begin"/>
+                    </w:r>
+                    <w:r>
+                      <w:rPr>
+                        <w:rFonts w:hint="default" w:ascii="Arial" w:hAnsi="Arial" w:cs="Arial"/>
+                        <w:color w:val="0070C0"/>
+                        <w:sz w:val="18"/>
+                        <w:szCs w:val="18"/>
+                      </w:rPr>
+                      <w:instrText xml:space="preserve"> PAGE  \* MERGEFORMAT </w:instrText>
+                    </w:r>
+                    <w:r>
+                      <w:rPr>
+                        <w:rFonts w:hint="default" w:ascii="Arial" w:hAnsi="Arial" w:cs="Arial"/>
+                        <w:color w:val="0070C0"/>
+                        <w:sz w:val="18"/>
+                        <w:szCs w:val="18"/>
+                      </w:rPr>
+                      <w:fldChar w:fldCharType="separate"/>
+                    </w:r>
+                    <w:r>
+                      <w:rPr>
+                        <w:rFonts w:hint="default" w:ascii="Arial" w:hAnsi="Arial" w:cs="Arial"/>
+                        <w:color w:val="0070C0"/>
+                        <w:sz w:val="18"/>
+                        <w:szCs w:val="18"/>
+                      </w:rPr>
+                      <w:t>1</w:t>
+                    </w:r>
+                    <w:r>
+                      <w:rPr>
+                        <w:rFonts w:hint="default" w:ascii="Arial" w:hAnsi="Arial" w:cs="Arial"/>
+                        <w:color w:val="0070C0"/>
+                        <w:sz w:val="18"/>
+                        <w:szCs w:val="18"/>
+                      </w:rPr>
+                      <w:fldChar w:fldCharType="end"/>
+                    </w:r>
+                  </w:p>
+                </w:txbxContent>
+              </v:textbox>
+            </v:shape>
+          </w:pict>
+        </mc:Fallback>
+      </mc:AlternateContent>
     </w:r>
     <w:r>
       <w:rPr>
+        <w:rFonts w:hint="eastAsia" w:ascii="Arial" w:hAnsi="Arial" w:cs="Arial"/>
+        <w:snapToGrid w:val="0"/>
+        <w:color w:val="0070C0"/>
         <w:sz w:val="18"/>
-      </w:rPr>
-      <w:instrText xml:space="preserve">PAGE</w:instrText>
+        <w:szCs w:val="21"/>
+        <w:lang w:val="en-US" w:eastAsia="zh-CN" w:bidi="ar-SA"/>
+      </w:rPr>
+      <w:t>V</w:t>
     </w:r>
     <w:r>
       <w:rPr>
+        <w:rFonts w:hint="default" w:ascii="Arial" w:hAnsi="Arial" w:eastAsia="宋体" w:cs="Arial"/>
+        <w:snapToGrid w:val="0"/>
+        <w:color w:val="0070C0"/>
         <w:sz w:val="18"/>
-      </w:rPr>
-      <w:fldChar w:fldCharType="end"/>
+        <w:szCs w:val="21"/>
+        <w:lang w:val="en-US" w:eastAsia="zh-CN" w:bidi="ar-SA"/>
+      </w:rPr>
+      <w:t>1.0</w:t>
+    </w:r>
+    <w:r>
+      <w:rPr>
+        <w:rFonts w:hint="eastAsia" w:ascii="Arial" w:hAnsi="Arial" w:cs="Arial"/>
+        <w:snapToGrid w:val="0"/>
+        <w:color w:val="0070C0"/>
+        <w:sz w:val="18"/>
+        <w:szCs w:val="21"/>
+        <w:lang w:val="en-US" w:eastAsia="zh-CN" w:bidi="ar-SA"/>
+      </w:rPr>
+      <w:t xml:space="preserve">                                                                                      </w:t>
+    </w:r>
+    <w:r>
+      <w:rPr>
+        <w:rFonts w:hint="eastAsia" w:ascii="Arial" w:hAnsi="Arial" w:cs="Arial"/>
+        <w:snapToGrid w:val="0"/>
+        <w:color w:val="0070C0"/>
+        <w:sz w:val="18"/>
+        <w:szCs w:val="21"/>
+        <w:lang w:val="en-US" w:eastAsia="zh-CN" w:bidi="ar-SA"/>
+      </w:rPr>
+      <w:tab/>
+    </w:r>
+    <w:r>
+      <w:rPr>
+        <w:rFonts w:hint="eastAsia" w:ascii="Arial" w:hAnsi="Arial" w:cs="Arial"/>
+        <w:snapToGrid w:val="0"/>
+        <w:color w:val="0070C0"/>
+        <w:sz w:val="18"/>
+        <w:szCs w:val="21"/>
+        <w:lang w:val="en-US" w:eastAsia="zh-CN" w:bidi="ar-SA"/>
+      </w:rPr>
+      <w:t xml:space="preserve">                                                                                  Info@ichelps.com</w:t>
     </w:r>
   </w:p>
 </w:ftr>
@@ -527,28 +2376,27 @@
     <w:pPr>
       <w:pStyle w:val="25"/>
       <w:pBdr>
-        <w:bottom w:val="none" w:color="auto" w:sz="0" w:space="0"/>
+        <w:bottom w:val="thickThinSmallGap" w:color="auto" w:sz="12" w:space="0"/>
       </w:pBdr>
+      <w:ind w:left="0" w:leftChars="0" w:firstLine="130" w:firstLineChars="100"/>
+      <w:jc w:val="distribute"/>
+      <w:rPr>
+        <w:rFonts w:hint="default"/>
+        <w:lang w:val="en-US" w:eastAsia="zh-CN"/>
+      </w:rPr>
     </w:pPr>
     <w:r>
       <w:rPr>
         <w:rFonts w:hint="eastAsia" w:ascii="微软雅黑" w:hAnsi="微软雅黑" w:eastAsia="微软雅黑" w:cs="微软雅黑"/>
         <w:color w:val="0070C0"/>
+        <w:position w:val="-11"/>
         <w:sz w:val="13"/>
         <w:szCs w:val="13"/>
       </w:rPr>
       <w:drawing>
-        <wp:anchor distT="0" distB="0" distL="114300" distR="114300" simplePos="0" relativeHeight="251659264" behindDoc="0" locked="0" layoutInCell="1" allowOverlap="1">
-          <wp:simplePos x="0" y="0"/>
-          <wp:positionH relativeFrom="column">
-            <wp:posOffset>12700</wp:posOffset>
-          </wp:positionH>
-          <wp:positionV relativeFrom="page">
-            <wp:posOffset>584200</wp:posOffset>
-          </wp:positionV>
+        <wp:inline distT="0" distB="0" distL="114300" distR="114300">
           <wp:extent cx="2164080" cy="725170"/>
           <wp:effectExtent l="0" t="0" r="7620" b="17780"/>
-          <wp:wrapNone/>
           <wp:docPr id="1" name="图片 1" descr="C:\Users\Pencil\Desktop\图片1.png图片1"/>
           <wp:cNvGraphicFramePr>
             <a:graphicFrameLocks xmlns:a="http://schemas.openxmlformats.org/drawingml/2006/main" noChangeAspect="1"/>
@@ -581,58 +2429,20 @@
               </pic:pic>
             </a:graphicData>
           </a:graphic>
-        </wp:anchor>
+        </wp:inline>
       </w:drawing>
     </w:r>
-  </w:p>
-  <w:p>
-    <w:pPr>
-      <w:pStyle w:val="25"/>
-      <w:pBdr>
-        <w:bottom w:val="none" w:color="auto" w:sz="0" w:space="0"/>
-      </w:pBdr>
-    </w:pPr>
-  </w:p>
-  <w:p>
-    <w:pPr>
-      <w:pStyle w:val="25"/>
-      <w:pBdr>
-        <w:bottom w:val="none" w:color="auto" w:sz="0" w:space="0"/>
-      </w:pBdr>
-      <w:rPr>
-        <w:sz w:val="10"/>
-        <w:szCs w:val="10"/>
-      </w:rPr>
-    </w:pPr>
-  </w:p>
-  <w:p>
-    <w:pPr>
-      <w:keepNext w:val="0"/>
-      <w:keepLines w:val="0"/>
-      <w:pageBreakBefore w:val="0"/>
-      <w:widowControl/>
-      <w:pBdr>
-        <w:bottom w:val="thinThickSmallGap" w:color="auto" w:sz="12" w:space="0"/>
-      </w:pBdr>
-      <w:kinsoku/>
-      <w:wordWrap/>
-      <w:overflowPunct/>
-      <w:topLinePunct w:val="0"/>
-      <w:bidi w:val="0"/>
-      <w:adjustRightInd/>
-      <w:snapToGrid/>
-      <w:spacing w:line="250" w:lineRule="auto"/>
-      <w:ind w:left="0" w:leftChars="0" w:firstLine="0" w:firstLineChars="0"/>
-      <w:jc w:val="right"/>
-      <w:textAlignment w:val="auto"/>
-      <w:rPr>
-        <w:rFonts w:hint="default" w:ascii="微软雅黑" w:hAnsi="微软雅黑" w:eastAsia="微软雅黑" w:cs="微软雅黑"/>
+    <w:r>
+      <w:rPr>
+        <w:rFonts w:hint="eastAsia" w:ascii="微软雅黑" w:hAnsi="微软雅黑" w:eastAsia="微软雅黑" w:cs="微软雅黑"/>
         <w:color w:val="0070C0"/>
-        <w:sz w:val="28"/>
-        <w:szCs w:val="28"/>
+        <w:position w:val="-11"/>
+        <w:sz w:val="13"/>
+        <w:szCs w:val="13"/>
         <w:lang w:val="en-US" w:eastAsia="zh-CN"/>
       </w:rPr>
-    </w:pPr>
+      <w:t xml:space="preserve">                                                                                                                                                </w:t>
+    </w:r>
     <w:r>
       <w:rPr>
         <w:rFonts w:hint="eastAsia" w:ascii="微软雅黑" w:hAnsi="微软雅黑" w:eastAsia="微软雅黑" w:cs="微软雅黑"/>
@@ -641,7 +2451,7 @@
         <w:szCs w:val="28"/>
         <w:lang w:val="en-US" w:eastAsia="zh-CN"/>
       </w:rPr>
-      <w:t xml:space="preserve"> 数据手册</w:t>
+      <w:t>数据手册</w:t>
     </w:r>
   </w:p>
 </w:hdr>
@@ -650,6 +2460,119 @@
 <file path=word/numbering.xml><?xml version="1.0" encoding="utf-8"?>
 <w:numbering xmlns:wpc="http://schemas.microsoft.com/office/word/2010/wordprocessingCanvas" xmlns:mc="http://schemas.openxmlformats.org/markup-compatibility/2006" xmlns:o="urn:schemas-microsoft-com:office:office" xmlns:r="http://schemas.openxmlformats.org/officeDocument/2006/relationships" xmlns:m="http://schemas.openxmlformats.org/officeDocument/2006/math" xmlns:v="urn:schemas-microsoft-com:vml" xmlns:wp14="http://schemas.microsoft.com/office/word/2010/wordprocessingDrawing" xmlns:wp="http://schemas.openxmlformats.org/drawingml/2006/wordprocessingDrawing" xmlns:w10="urn:schemas-microsoft-com:office:word" xmlns:w="http://schemas.openxmlformats.org/wordprocessingml/2006/main" xmlns:w14="http://schemas.microsoft.com/office/word/2010/wordml" xmlns:wpg="http://schemas.microsoft.com/office/word/2010/wordprocessingGroup" xmlns:wpi="http://schemas.microsoft.com/office/word/2010/wordprocessingInk" xmlns:wne="http://schemas.microsoft.com/office/word/2006/wordml" xmlns:wps="http://schemas.microsoft.com/office/word/2010/wordprocessingShape" xmlns:wpsCustomData="http://www.wps.cn/officeDocument/2013/wpsCustomData" mc:Ignorable="w14 wp14">
   <w:abstractNum w:abstractNumId="0">
+    <w:nsid w:val="9CAC0133"/>
+    <w:multiLevelType w:val="multilevel"/>
+    <w:tmpl w:val="9CAC0133"/>
+    <w:lvl w:ilvl="0" w:tentative="0">
+      <w:start w:val="1"/>
+      <w:numFmt w:val="decimal"/>
+      <w:lvlText w:val="%1."/>
+      <w:lvlJc w:val="left"/>
+      <w:pPr>
+        <w:ind w:left="425" w:hanging="425"/>
+      </w:pPr>
+      <w:rPr>
+        <w:rFonts w:hint="default"/>
+      </w:rPr>
+    </w:lvl>
+    <w:lvl w:ilvl="1" w:tentative="0">
+      <w:start w:val="1"/>
+      <w:numFmt w:val="decimal"/>
+      <w:lvlText w:val="%1.%2."/>
+      <w:lvlJc w:val="left"/>
+      <w:pPr>
+        <w:ind w:left="567" w:hanging="567"/>
+      </w:pPr>
+      <w:rPr>
+        <w:rFonts w:hint="default"/>
+      </w:rPr>
+    </w:lvl>
+    <w:lvl w:ilvl="2" w:tentative="0">
+      <w:start w:val="1"/>
+      <w:numFmt w:val="decimal"/>
+      <w:lvlText w:val="%1.%2.%3."/>
+      <w:lvlJc w:val="left"/>
+      <w:pPr>
+        <w:ind w:left="709" w:hanging="709"/>
+      </w:pPr>
+      <w:rPr>
+        <w:rFonts w:hint="default"/>
+      </w:rPr>
+    </w:lvl>
+    <w:lvl w:ilvl="3" w:tentative="0">
+      <w:start w:val="1"/>
+      <w:numFmt w:val="decimal"/>
+      <w:lvlText w:val="%1.%2.%3.%4."/>
+      <w:lvlJc w:val="left"/>
+      <w:pPr>
+        <w:ind w:left="850" w:hanging="850"/>
+      </w:pPr>
+      <w:rPr>
+        <w:rFonts w:hint="default"/>
+      </w:rPr>
+    </w:lvl>
+    <w:lvl w:ilvl="4" w:tentative="0">
+      <w:start w:val="1"/>
+      <w:numFmt w:val="decimal"/>
+      <w:lvlText w:val="%1.%2.%3.%4.%5."/>
+      <w:lvlJc w:val="left"/>
+      <w:pPr>
+        <w:ind w:left="991" w:hanging="991"/>
+      </w:pPr>
+      <w:rPr>
+        <w:rFonts w:hint="default"/>
+      </w:rPr>
+    </w:lvl>
+    <w:lvl w:ilvl="5" w:tentative="0">
+      <w:start w:val="1"/>
+      <w:numFmt w:val="decimal"/>
+      <w:lvlText w:val="%1.%2.%3.%4.%5.%6."/>
+      <w:lvlJc w:val="left"/>
+      <w:pPr>
+        <w:ind w:left="1134" w:hanging="1134"/>
+      </w:pPr>
+      <w:rPr>
+        <w:rFonts w:hint="default"/>
+      </w:rPr>
+    </w:lvl>
+    <w:lvl w:ilvl="6" w:tentative="0">
+      <w:start w:val="1"/>
+      <w:numFmt w:val="decimal"/>
+      <w:lvlText w:val="%1.%2.%3.%4.%5.%6.%7."/>
+      <w:lvlJc w:val="left"/>
+      <w:pPr>
+        <w:ind w:left="1275" w:hanging="1275"/>
+      </w:pPr>
+      <w:rPr>
+        <w:rFonts w:hint="default"/>
+      </w:rPr>
+    </w:lvl>
+    <w:lvl w:ilvl="7" w:tentative="0">
+      <w:start w:val="1"/>
+      <w:numFmt w:val="decimal"/>
+      <w:lvlText w:val="%1.%2.%3.%4.%5.%6.%7.%8."/>
+      <w:lvlJc w:val="left"/>
+      <w:pPr>
+        <w:ind w:left="1418" w:hanging="1418"/>
+      </w:pPr>
+      <w:rPr>
+        <w:rFonts w:hint="default"/>
+      </w:rPr>
+    </w:lvl>
+    <w:lvl w:ilvl="8" w:tentative="0">
+      <w:start w:val="1"/>
+      <w:numFmt w:val="decimal"/>
+      <w:lvlText w:val="%1.%2.%3.%4.%5.%6.%7.%8.%9."/>
+      <w:lvlJc w:val="left"/>
+      <w:pPr>
+        <w:ind w:left="1558" w:hanging="1558"/>
+      </w:pPr>
+      <w:rPr>
+        <w:rFonts w:hint="default"/>
+      </w:rPr>
+    </w:lvl>
+  </w:abstractNum>
+  <w:abstractNum w:abstractNumId="1">
     <w:nsid w:val="FFFFFF7E"/>
     <w:multiLevelType w:val="singleLevel"/>
     <w:tmpl w:val="FFFFFF7E"/>
@@ -667,7 +2590,7 @@
       </w:pPr>
     </w:lvl>
   </w:abstractNum>
-  <w:abstractNum w:abstractNumId="1">
+  <w:abstractNum w:abstractNumId="2">
     <w:nsid w:val="FFFFFF7F"/>
     <w:multiLevelType w:val="singleLevel"/>
     <w:tmpl w:val="FFFFFF7F"/>
@@ -685,7 +2608,7 @@
       </w:pPr>
     </w:lvl>
   </w:abstractNum>
-  <w:abstractNum w:abstractNumId="2">
+  <w:abstractNum w:abstractNumId="3">
     <w:nsid w:val="FFFFFF82"/>
     <w:multiLevelType w:val="singleLevel"/>
     <w:tmpl w:val="FFFFFF82"/>
@@ -706,7 +2629,7 @@
       </w:rPr>
     </w:lvl>
   </w:abstractNum>
-  <w:abstractNum w:abstractNumId="3">
+  <w:abstractNum w:abstractNumId="4">
     <w:nsid w:val="FFFFFF83"/>
     <w:multiLevelType w:val="singleLevel"/>
     <w:tmpl w:val="FFFFFF83"/>
@@ -727,7 +2650,7 @@
       </w:rPr>
     </w:lvl>
   </w:abstractNum>
-  <w:abstractNum w:abstractNumId="4">
+  <w:abstractNum w:abstractNumId="5">
     <w:nsid w:val="FFFFFF88"/>
     <w:multiLevelType w:val="singleLevel"/>
     <w:tmpl w:val="FFFFFF88"/>
@@ -745,7 +2668,7 @@
       </w:pPr>
     </w:lvl>
   </w:abstractNum>
-  <w:abstractNum w:abstractNumId="5">
+  <w:abstractNum w:abstractNumId="6">
     <w:nsid w:val="FFFFFF89"/>
     <w:multiLevelType w:val="singleLevel"/>
     <w:tmpl w:val="FFFFFF89"/>
@@ -767,22 +2690,25 @@
     </w:lvl>
   </w:abstractNum>
   <w:num w:numId="1">
+    <w:abstractNumId w:val="2"/>
+  </w:num>
+  <w:num w:numId="2">
+    <w:abstractNumId w:val="5"/>
+  </w:num>
+  <w:num w:numId="3">
+    <w:abstractNumId w:val="6"/>
+  </w:num>
+  <w:num w:numId="4">
+    <w:abstractNumId w:val="3"/>
+  </w:num>
+  <w:num w:numId="5">
     <w:abstractNumId w:val="1"/>
   </w:num>
-  <w:num w:numId="2">
+  <w:num w:numId="6">
     <w:abstractNumId w:val="4"/>
   </w:num>
-  <w:num w:numId="3">
-    <w:abstractNumId w:val="5"/>
-  </w:num>
-  <w:num w:numId="4">
-    <w:abstractNumId w:val="2"/>
-  </w:num>
-  <w:num w:numId="5">
+  <w:num w:numId="7">
     <w:abstractNumId w:val="0"/>
-  </w:num>
-  <w:num w:numId="6">
-    <w:abstractNumId w:val="3"/>
   </w:num>
 </w:numbering>
 </file>
@@ -14013,4 +15939,21 @@
     </a:lnDef>
   </a:objectDefaults>
 </a:theme>
+</file>
+
+<file path=customXml/item1.xml><?xml version="1.0" encoding="utf-8"?>
+<s:customData xmlns="http://www.wps.cn/officeDocument/2013/wpsCustomData" xmlns:s="http://www.wps.cn/officeDocument/2013/wpsCustomData">
+  <customSectProps/>
+  <customShpExts>
+    <customShpInfo spid="_x0000_s1026" textRotate="1"/>
+  </customShpExts>
+</s:customData>
+</file>
+
+<file path=customXml/itemProps1.xml><?xml version="1.0" encoding="utf-8"?>
+<ds:datastoreItem xmlns:ds="http://schemas.openxmlformats.org/officeDocument/2006/customXml" ds:itemID="{B1977F7D-205B-4081-913C-38D41E755F92}">
+  <ds:schemaRefs>
+    <ds:schemaRef ds:uri="http://www.wps.cn/officeDocument/2013/wpsCustomData"/>
+  </ds:schemaRefs>
+</ds:datastoreItem>
 </file>